--- a/32UP Upravlinnja projektamy/6/KNT-122_Onyshchenko_Variant-19_PR6.docx
+++ b/32UP Upravlinnja projektamy/6/KNT-122_Onyshchenko_Variant-19_PR6.docx
@@ -682,6 +682,9 @@
         <w:pStyle w:val="P"/>
       </w:pPr>
       <w:r>
+        <w:rPr>
+          <w:noProof/>
+        </w:rPr>
         <w:lastRenderedPageBreak/>
         <w:drawing>
           <wp:inline distT="0" distB="0" distL="0" distR="0" wp14:anchorId="3DBD97BB" wp14:editId="030D3EE0">
@@ -742,6 +745,7 @@
       </w:pPr>
       <w:r>
         <w:rPr>
+          <w:noProof/>
           <w:lang w:val="en-US"/>
         </w:rPr>
         <w:lastRenderedPageBreak/>
@@ -800,6 +804,9 @@
         <w:pStyle w:val="P"/>
       </w:pPr>
       <w:r>
+        <w:rPr>
+          <w:noProof/>
+        </w:rPr>
         <w:drawing>
           <wp:inline distT="0" distB="0" distL="0" distR="0" wp14:anchorId="614AB4C7" wp14:editId="3B4C003F">
             <wp:extent cx="5731510" cy="1272540"/>
@@ -854,6 +861,1822 @@
       <w:pPr>
         <w:pStyle w:val="P"/>
       </w:pPr>
+      <w:r>
+        <w:lastRenderedPageBreak/>
+        <w:drawing>
+          <wp:inline distT="0" distB="0" distL="0" distR="0" wp14:anchorId="4FF01217" wp14:editId="2E06469E">
+            <wp:extent cx="5731510" cy="2813050"/>
+            <wp:effectExtent l="0" t="0" r="2540" b="6350"/>
+            <wp:docPr id="770387310" name="Рисунок 1" descr="Зображення, що містить текст, знімок екрана, схема, Шрифт&#10;&#10;Вміст, створений ШІ, може бути неправильним."/>
+            <wp:cNvGraphicFramePr>
+              <a:graphicFrameLocks xmlns:a="http://schemas.openxmlformats.org/drawingml/2006/main" noChangeAspect="1"/>
+            </wp:cNvGraphicFramePr>
+            <a:graphic xmlns:a="http://schemas.openxmlformats.org/drawingml/2006/main">
+              <a:graphicData uri="http://schemas.openxmlformats.org/drawingml/2006/picture">
+                <pic:pic xmlns:pic="http://schemas.openxmlformats.org/drawingml/2006/picture">
+                  <pic:nvPicPr>
+                    <pic:cNvPr id="770387310" name="Рисунок 1" descr="Зображення, що містить текст, знімок екрана, схема, Шрифт&#10;&#10;Вміст, створений ШІ, може бути неправильним."/>
+                    <pic:cNvPicPr/>
+                  </pic:nvPicPr>
+                  <pic:blipFill>
+                    <a:blip r:embed="rId9"/>
+                    <a:stretch>
+                      <a:fillRect/>
+                    </a:stretch>
+                  </pic:blipFill>
+                  <pic:spPr>
+                    <a:xfrm>
+                      <a:off x="0" y="0"/>
+                      <a:ext cx="5731510" cy="2813050"/>
+                    </a:xfrm>
+                    <a:prstGeom prst="rect">
+                      <a:avLst/>
+                    </a:prstGeom>
+                  </pic:spPr>
+                </pic:pic>
+              </a:graphicData>
+            </a:graphic>
+          </wp:inline>
+        </w:drawing>
+      </w:r>
+    </w:p>
+    <w:p>
+      <w:pPr>
+        <w:pStyle w:val="P"/>
+      </w:pPr>
+      <w:r>
+        <w:t>Рисунок 1. – Налаштований робочий процес</w:t>
+      </w:r>
+    </w:p>
+    <w:p>
+      <w:pPr>
+        <w:pStyle w:val="P"/>
+      </w:pPr>
+    </w:p>
+    <w:p>
+      <w:pPr>
+        <w:pStyle w:val="P"/>
+        <w:rPr>
+          <w:lang w:val="en-US"/>
+        </w:rPr>
+      </w:pPr>
+      <w:r>
+        <w:rPr>
+          <w:lang w:val="en-US"/>
+        </w:rPr>
+        <w:drawing>
+          <wp:inline distT="0" distB="0" distL="0" distR="0" wp14:anchorId="50501AA7" wp14:editId="03947A74">
+            <wp:extent cx="5731510" cy="1125855"/>
+            <wp:effectExtent l="0" t="0" r="2540" b="0"/>
+            <wp:docPr id="873831838" name="Рисунок 1" descr="Зображення, що містить текст, Шрифт, знімок екрана&#10;&#10;Вміст, створений ШІ, може бути неправильним."/>
+            <wp:cNvGraphicFramePr>
+              <a:graphicFrameLocks xmlns:a="http://schemas.openxmlformats.org/drawingml/2006/main" noChangeAspect="1"/>
+            </wp:cNvGraphicFramePr>
+            <a:graphic xmlns:a="http://schemas.openxmlformats.org/drawingml/2006/main">
+              <a:graphicData uri="http://schemas.openxmlformats.org/drawingml/2006/picture">
+                <pic:pic xmlns:pic="http://schemas.openxmlformats.org/drawingml/2006/picture">
+                  <pic:nvPicPr>
+                    <pic:cNvPr id="873831838" name="Рисунок 1" descr="Зображення, що містить текст, Шрифт, знімок екрана&#10;&#10;Вміст, створений ШІ, може бути неправильним."/>
+                    <pic:cNvPicPr/>
+                  </pic:nvPicPr>
+                  <pic:blipFill>
+                    <a:blip r:embed="rId10"/>
+                    <a:stretch>
+                      <a:fillRect/>
+                    </a:stretch>
+                  </pic:blipFill>
+                  <pic:spPr>
+                    <a:xfrm>
+                      <a:off x="0" y="0"/>
+                      <a:ext cx="5731510" cy="1125855"/>
+                    </a:xfrm>
+                    <a:prstGeom prst="rect">
+                      <a:avLst/>
+                    </a:prstGeom>
+                  </pic:spPr>
+                </pic:pic>
+              </a:graphicData>
+            </a:graphic>
+          </wp:inline>
+        </w:drawing>
+      </w:r>
+    </w:p>
+    <w:p>
+      <w:pPr>
+        <w:pStyle w:val="P"/>
+      </w:pPr>
+      <w:r>
+        <w:t>Рисунок 1. – Налаштовані стовпці дошки</w:t>
+      </w:r>
+    </w:p>
+    <w:p>
+      <w:pPr>
+        <w:pStyle w:val="P"/>
+      </w:pPr>
+    </w:p>
+    <w:p>
+      <w:pPr>
+        <w:pStyle w:val="P"/>
+      </w:pPr>
+      <w:r>
+        <w:drawing>
+          <wp:inline distT="0" distB="0" distL="0" distR="0" wp14:anchorId="72E55EF8" wp14:editId="47746AF7">
+            <wp:extent cx="5731510" cy="1084580"/>
+            <wp:effectExtent l="0" t="0" r="2540" b="1270"/>
+            <wp:docPr id="878197018" name="Рисунок 1" descr="Зображення, що містить текст, знімок екрана, Шрифт, число&#10;&#10;Вміст, створений ШІ, може бути неправильним."/>
+            <wp:cNvGraphicFramePr>
+              <a:graphicFrameLocks xmlns:a="http://schemas.openxmlformats.org/drawingml/2006/main" noChangeAspect="1"/>
+            </wp:cNvGraphicFramePr>
+            <a:graphic xmlns:a="http://schemas.openxmlformats.org/drawingml/2006/main">
+              <a:graphicData uri="http://schemas.openxmlformats.org/drawingml/2006/picture">
+                <pic:pic xmlns:pic="http://schemas.openxmlformats.org/drawingml/2006/picture">
+                  <pic:nvPicPr>
+                    <pic:cNvPr id="878197018" name="Рисунок 1" descr="Зображення, що містить текст, знімок екрана, Шрифт, число&#10;&#10;Вміст, створений ШІ, може бути неправильним."/>
+                    <pic:cNvPicPr/>
+                  </pic:nvPicPr>
+                  <pic:blipFill>
+                    <a:blip r:embed="rId11"/>
+                    <a:stretch>
+                      <a:fillRect/>
+                    </a:stretch>
+                  </pic:blipFill>
+                  <pic:spPr>
+                    <a:xfrm>
+                      <a:off x="0" y="0"/>
+                      <a:ext cx="5731510" cy="1084580"/>
+                    </a:xfrm>
+                    <a:prstGeom prst="rect">
+                      <a:avLst/>
+                    </a:prstGeom>
+                  </pic:spPr>
+                </pic:pic>
+              </a:graphicData>
+            </a:graphic>
+          </wp:inline>
+        </w:drawing>
+      </w:r>
+    </w:p>
+    <w:p>
+      <w:pPr>
+        <w:pStyle w:val="P"/>
+      </w:pPr>
+      <w:r>
+        <w:t>Рисунок 1. – Додані задачі різних типів</w:t>
+      </w:r>
+    </w:p>
+    <w:p>
+      <w:pPr>
+        <w:pStyle w:val="P"/>
+      </w:pPr>
+    </w:p>
+    <w:p>
+      <w:pPr>
+        <w:pStyle w:val="P"/>
+      </w:pPr>
+      <w:r>
+        <w:lastRenderedPageBreak/>
+        <w:drawing>
+          <wp:inline distT="0" distB="0" distL="0" distR="0" wp14:anchorId="7F756E01" wp14:editId="6BDE93EA">
+            <wp:extent cx="5731510" cy="4018280"/>
+            <wp:effectExtent l="0" t="0" r="2540" b="1270"/>
+            <wp:docPr id="1656353635" name="Рисунок 1" descr="Зображення, що містить текст, знімок екрана, програмне забезпечення, Веб-сторінка&#10;&#10;Вміст, створений ШІ, може бути неправильним."/>
+            <wp:cNvGraphicFramePr>
+              <a:graphicFrameLocks xmlns:a="http://schemas.openxmlformats.org/drawingml/2006/main" noChangeAspect="1"/>
+            </wp:cNvGraphicFramePr>
+            <a:graphic xmlns:a="http://schemas.openxmlformats.org/drawingml/2006/main">
+              <a:graphicData uri="http://schemas.openxmlformats.org/drawingml/2006/picture">
+                <pic:pic xmlns:pic="http://schemas.openxmlformats.org/drawingml/2006/picture">
+                  <pic:nvPicPr>
+                    <pic:cNvPr id="1656353635" name="Рисунок 1" descr="Зображення, що містить текст, знімок екрана, програмне забезпечення, Веб-сторінка&#10;&#10;Вміст, створений ШІ, може бути неправильним."/>
+                    <pic:cNvPicPr/>
+                  </pic:nvPicPr>
+                  <pic:blipFill>
+                    <a:blip r:embed="rId12"/>
+                    <a:stretch>
+                      <a:fillRect/>
+                    </a:stretch>
+                  </pic:blipFill>
+                  <pic:spPr>
+                    <a:xfrm>
+                      <a:off x="0" y="0"/>
+                      <a:ext cx="5731510" cy="4018280"/>
+                    </a:xfrm>
+                    <a:prstGeom prst="rect">
+                      <a:avLst/>
+                    </a:prstGeom>
+                  </pic:spPr>
+                </pic:pic>
+              </a:graphicData>
+            </a:graphic>
+          </wp:inline>
+        </w:drawing>
+      </w:r>
+    </w:p>
+    <w:p>
+      <w:pPr>
+        <w:pStyle w:val="P"/>
+      </w:pPr>
+      <w:r>
+        <w:t xml:space="preserve">Рисунок 1. – Додані </w:t>
+      </w:r>
+      <w:r>
+        <w:t xml:space="preserve">та налаштовані </w:t>
+      </w:r>
+      <w:r>
+        <w:t xml:space="preserve">епіки </w:t>
+      </w:r>
+    </w:p>
+    <w:p>
+      <w:pPr>
+        <w:pStyle w:val="P"/>
+      </w:pPr>
+    </w:p>
+    <w:p>
+      <w:pPr>
+        <w:pStyle w:val="P"/>
+        <w:rPr>
+          <w:lang w:val="en-US"/>
+        </w:rPr>
+      </w:pPr>
+      <w:r>
+        <w:rPr>
+          <w:lang w:val="en-US"/>
+        </w:rPr>
+        <w:lastRenderedPageBreak/>
+        <w:drawing>
+          <wp:inline distT="0" distB="0" distL="0" distR="0" wp14:anchorId="00CB2098" wp14:editId="0AE74269">
+            <wp:extent cx="5403850" cy="4165742"/>
+            <wp:effectExtent l="0" t="0" r="6350" b="6350"/>
+            <wp:docPr id="404487404" name="Рисунок 1" descr="Зображення, що містить текст, знімок екрана, програмне забезпечення, число&#10;&#10;Вміст, створений ШІ, може бути неправильним."/>
+            <wp:cNvGraphicFramePr>
+              <a:graphicFrameLocks xmlns:a="http://schemas.openxmlformats.org/drawingml/2006/main" noChangeAspect="1"/>
+            </wp:cNvGraphicFramePr>
+            <a:graphic xmlns:a="http://schemas.openxmlformats.org/drawingml/2006/main">
+              <a:graphicData uri="http://schemas.openxmlformats.org/drawingml/2006/picture">
+                <pic:pic xmlns:pic="http://schemas.openxmlformats.org/drawingml/2006/picture">
+                  <pic:nvPicPr>
+                    <pic:cNvPr id="404487404" name="Рисунок 1" descr="Зображення, що містить текст, знімок екрана, програмне забезпечення, число&#10;&#10;Вміст, створений ШІ, може бути неправильним."/>
+                    <pic:cNvPicPr/>
+                  </pic:nvPicPr>
+                  <pic:blipFill>
+                    <a:blip r:embed="rId13"/>
+                    <a:stretch>
+                      <a:fillRect/>
+                    </a:stretch>
+                  </pic:blipFill>
+                  <pic:spPr>
+                    <a:xfrm>
+                      <a:off x="0" y="0"/>
+                      <a:ext cx="5417004" cy="4175882"/>
+                    </a:xfrm>
+                    <a:prstGeom prst="rect">
+                      <a:avLst/>
+                    </a:prstGeom>
+                  </pic:spPr>
+                </pic:pic>
+              </a:graphicData>
+            </a:graphic>
+          </wp:inline>
+        </w:drawing>
+      </w:r>
+    </w:p>
+    <w:p>
+      <w:pPr>
+        <w:pStyle w:val="P"/>
+      </w:pPr>
+      <w:r>
+        <w:t xml:space="preserve">Рисунок 1. – Розподілені епіки в розділі </w:t>
+      </w:r>
+      <w:r>
+        <w:rPr>
+          <w:lang w:val="en-US"/>
+        </w:rPr>
+        <w:t>Timeline</w:t>
+      </w:r>
+      <w:r>
+        <w:t xml:space="preserve"> </w:t>
+      </w:r>
+    </w:p>
+    <w:p>
+      <w:pPr>
+        <w:pStyle w:val="P"/>
+      </w:pPr>
+    </w:p>
+    <w:p>
+      <w:pPr>
+        <w:pStyle w:val="P"/>
+      </w:pPr>
+      <w:r>
+        <w:lastRenderedPageBreak/>
+        <w:drawing>
+          <wp:inline distT="0" distB="0" distL="0" distR="0" wp14:anchorId="7E2CBDF3" wp14:editId="314FA1CA">
+            <wp:extent cx="4934639" cy="4791744"/>
+            <wp:effectExtent l="0" t="0" r="0" b="8890"/>
+            <wp:docPr id="2143712427" name="Рисунок 1" descr="Зображення, що містить текст, знімок екрана, число, монітор&#10;&#10;Вміст, створений ШІ, може бути неправильним."/>
+            <wp:cNvGraphicFramePr>
+              <a:graphicFrameLocks xmlns:a="http://schemas.openxmlformats.org/drawingml/2006/main" noChangeAspect="1"/>
+            </wp:cNvGraphicFramePr>
+            <a:graphic xmlns:a="http://schemas.openxmlformats.org/drawingml/2006/main">
+              <a:graphicData uri="http://schemas.openxmlformats.org/drawingml/2006/picture">
+                <pic:pic xmlns:pic="http://schemas.openxmlformats.org/drawingml/2006/picture">
+                  <pic:nvPicPr>
+                    <pic:cNvPr id="2143712427" name="Рисунок 1" descr="Зображення, що містить текст, знімок екрана, число, монітор&#10;&#10;Вміст, створений ШІ, може бути неправильним."/>
+                    <pic:cNvPicPr/>
+                  </pic:nvPicPr>
+                  <pic:blipFill>
+                    <a:blip r:embed="rId14"/>
+                    <a:stretch>
+                      <a:fillRect/>
+                    </a:stretch>
+                  </pic:blipFill>
+                  <pic:spPr>
+                    <a:xfrm>
+                      <a:off x="0" y="0"/>
+                      <a:ext cx="4934639" cy="4791744"/>
+                    </a:xfrm>
+                    <a:prstGeom prst="rect">
+                      <a:avLst/>
+                    </a:prstGeom>
+                  </pic:spPr>
+                </pic:pic>
+              </a:graphicData>
+            </a:graphic>
+          </wp:inline>
+        </w:drawing>
+      </w:r>
+    </w:p>
+    <w:p>
+      <w:pPr>
+        <w:pStyle w:val="P"/>
+      </w:pPr>
+      <w:r>
+        <w:t>Рисунок 1. – Додані підзадачі №1</w:t>
+      </w:r>
+    </w:p>
+    <w:p>
+      <w:pPr>
+        <w:pStyle w:val="P"/>
+      </w:pPr>
+    </w:p>
+    <w:p>
+      <w:pPr>
+        <w:pStyle w:val="P"/>
+      </w:pPr>
+      <w:r>
+        <w:lastRenderedPageBreak/>
+        <w:drawing>
+          <wp:inline distT="0" distB="0" distL="0" distR="0" wp14:anchorId="01B9DF52" wp14:editId="1C4CACF5">
+            <wp:extent cx="4001058" cy="4486901"/>
+            <wp:effectExtent l="0" t="0" r="0" b="9525"/>
+            <wp:docPr id="2034424366" name="Рисунок 1" descr="Зображення, що містить текст, знімок екрана, Шрифт, число&#10;&#10;Вміст, створений ШІ, може бути неправильним."/>
+            <wp:cNvGraphicFramePr>
+              <a:graphicFrameLocks xmlns:a="http://schemas.openxmlformats.org/drawingml/2006/main" noChangeAspect="1"/>
+            </wp:cNvGraphicFramePr>
+            <a:graphic xmlns:a="http://schemas.openxmlformats.org/drawingml/2006/main">
+              <a:graphicData uri="http://schemas.openxmlformats.org/drawingml/2006/picture">
+                <pic:pic xmlns:pic="http://schemas.openxmlformats.org/drawingml/2006/picture">
+                  <pic:nvPicPr>
+                    <pic:cNvPr id="2034424366" name="Рисунок 1" descr="Зображення, що містить текст, знімок екрана, Шрифт, число&#10;&#10;Вміст, створений ШІ, може бути неправильним."/>
+                    <pic:cNvPicPr/>
+                  </pic:nvPicPr>
+                  <pic:blipFill>
+                    <a:blip r:embed="rId15"/>
+                    <a:stretch>
+                      <a:fillRect/>
+                    </a:stretch>
+                  </pic:blipFill>
+                  <pic:spPr>
+                    <a:xfrm>
+                      <a:off x="0" y="0"/>
+                      <a:ext cx="4001058" cy="4486901"/>
+                    </a:xfrm>
+                    <a:prstGeom prst="rect">
+                      <a:avLst/>
+                    </a:prstGeom>
+                  </pic:spPr>
+                </pic:pic>
+              </a:graphicData>
+            </a:graphic>
+          </wp:inline>
+        </w:drawing>
+      </w:r>
+    </w:p>
+    <w:p>
+      <w:pPr>
+        <w:pStyle w:val="P"/>
+      </w:pPr>
+      <w:r>
+        <w:t>Рисунок 1. – Додані підзадачі №2</w:t>
+      </w:r>
+    </w:p>
+    <w:p>
+      <w:pPr>
+        <w:pStyle w:val="P"/>
+      </w:pPr>
+    </w:p>
+    <w:p>
+      <w:pPr>
+        <w:pStyle w:val="P"/>
+      </w:pPr>
+      <w:r>
+        <w:lastRenderedPageBreak/>
+        <w:drawing>
+          <wp:inline distT="0" distB="0" distL="0" distR="0" wp14:anchorId="4C3B9A70" wp14:editId="39B603A3">
+            <wp:extent cx="5601482" cy="4839375"/>
+            <wp:effectExtent l="0" t="0" r="0" b="0"/>
+            <wp:docPr id="1862283980" name="Рисунок 1" descr="Зображення, що містить текст, знімок екрана, число, Шрифт&#10;&#10;Вміст, створений ШІ, може бути неправильним."/>
+            <wp:cNvGraphicFramePr>
+              <a:graphicFrameLocks xmlns:a="http://schemas.openxmlformats.org/drawingml/2006/main" noChangeAspect="1"/>
+            </wp:cNvGraphicFramePr>
+            <a:graphic xmlns:a="http://schemas.openxmlformats.org/drawingml/2006/main">
+              <a:graphicData uri="http://schemas.openxmlformats.org/drawingml/2006/picture">
+                <pic:pic xmlns:pic="http://schemas.openxmlformats.org/drawingml/2006/picture">
+                  <pic:nvPicPr>
+                    <pic:cNvPr id="1862283980" name="Рисунок 1" descr="Зображення, що містить текст, знімок екрана, число, Шрифт&#10;&#10;Вміст, створений ШІ, може бути неправильним."/>
+                    <pic:cNvPicPr/>
+                  </pic:nvPicPr>
+                  <pic:blipFill>
+                    <a:blip r:embed="rId16"/>
+                    <a:stretch>
+                      <a:fillRect/>
+                    </a:stretch>
+                  </pic:blipFill>
+                  <pic:spPr>
+                    <a:xfrm>
+                      <a:off x="0" y="0"/>
+                      <a:ext cx="5601482" cy="4839375"/>
+                    </a:xfrm>
+                    <a:prstGeom prst="rect">
+                      <a:avLst/>
+                    </a:prstGeom>
+                  </pic:spPr>
+                </pic:pic>
+              </a:graphicData>
+            </a:graphic>
+          </wp:inline>
+        </w:drawing>
+      </w:r>
+    </w:p>
+    <w:p>
+      <w:pPr>
+        <w:pStyle w:val="P"/>
+      </w:pPr>
+      <w:r>
+        <w:t>Рисунок 1. – Додані підзадачі №3</w:t>
+      </w:r>
+    </w:p>
+    <w:p>
+      <w:pPr>
+        <w:pStyle w:val="P"/>
+      </w:pPr>
+    </w:p>
+    <w:p>
+      <w:pPr>
+        <w:pStyle w:val="P"/>
+        <w:rPr>
+          <w:lang w:val="en-US"/>
+        </w:rPr>
+      </w:pPr>
+    </w:p>
+    <w:p>
+      <w:pPr>
+        <w:pStyle w:val="P"/>
+        <w:rPr>
+          <w:lang w:val="en-US"/>
+        </w:rPr>
+      </w:pPr>
+      <w:r>
+        <w:lastRenderedPageBreak/>
+        <w:drawing>
+          <wp:inline distT="0" distB="0" distL="0" distR="0" wp14:anchorId="1173897B" wp14:editId="4E58D56D">
+            <wp:extent cx="5731510" cy="6976110"/>
+            <wp:effectExtent l="0" t="0" r="2540" b="0"/>
+            <wp:docPr id="728571708" name="Рисунок 1" descr="Зображення, що містить текст, знімок екрана, програмне забезпечення, число&#10;&#10;Вміст, створений ШІ, може бути неправильним."/>
+            <wp:cNvGraphicFramePr>
+              <a:graphicFrameLocks xmlns:a="http://schemas.openxmlformats.org/drawingml/2006/main" noChangeAspect="1"/>
+            </wp:cNvGraphicFramePr>
+            <a:graphic xmlns:a="http://schemas.openxmlformats.org/drawingml/2006/main">
+              <a:graphicData uri="http://schemas.openxmlformats.org/drawingml/2006/picture">
+                <pic:pic xmlns:pic="http://schemas.openxmlformats.org/drawingml/2006/picture">
+                  <pic:nvPicPr>
+                    <pic:cNvPr id="728571708" name="Рисунок 1" descr="Зображення, що містить текст, знімок екрана, програмне забезпечення, число&#10;&#10;Вміст, створений ШІ, може бути неправильним."/>
+                    <pic:cNvPicPr/>
+                  </pic:nvPicPr>
+                  <pic:blipFill>
+                    <a:blip r:embed="rId17"/>
+                    <a:stretch>
+                      <a:fillRect/>
+                    </a:stretch>
+                  </pic:blipFill>
+                  <pic:spPr>
+                    <a:xfrm>
+                      <a:off x="0" y="0"/>
+                      <a:ext cx="5731510" cy="6976110"/>
+                    </a:xfrm>
+                    <a:prstGeom prst="rect">
+                      <a:avLst/>
+                    </a:prstGeom>
+                  </pic:spPr>
+                </pic:pic>
+              </a:graphicData>
+            </a:graphic>
+          </wp:inline>
+        </w:drawing>
+      </w:r>
+    </w:p>
+    <w:p>
+      <w:pPr>
+        <w:pStyle w:val="P"/>
+      </w:pPr>
+      <w:r>
+        <w:t xml:space="preserve">Рисунок 1. </w:t>
+      </w:r>
+      <w:r>
+        <w:t>– Зміна задачі підзадачі</w:t>
+      </w:r>
+    </w:p>
+    <w:p>
+      <w:pPr>
+        <w:pStyle w:val="P"/>
+      </w:pPr>
+    </w:p>
+    <w:p>
+      <w:pPr>
+        <w:pStyle w:val="P"/>
+      </w:pPr>
+      <w:r>
+        <w:rPr>
+          <w:noProof/>
+        </w:rPr>
+        <w:lastRenderedPageBreak/>
+        <w:drawing>
+          <wp:inline distT="0" distB="0" distL="0" distR="0" wp14:anchorId="4E4B5DDD" wp14:editId="7E253DC6">
+            <wp:extent cx="5731510" cy="2630805"/>
+            <wp:effectExtent l="0" t="0" r="2540" b="0"/>
+            <wp:docPr id="970527008" name="Рисунок 1" descr="Зображення, що містить текст, знімок екрана, Шрифт, число&#10;&#10;Вміст, створений ШІ, може бути неправильним."/>
+            <wp:cNvGraphicFramePr>
+              <a:graphicFrameLocks xmlns:a="http://schemas.openxmlformats.org/drawingml/2006/main" noChangeAspect="1"/>
+            </wp:cNvGraphicFramePr>
+            <a:graphic xmlns:a="http://schemas.openxmlformats.org/drawingml/2006/main">
+              <a:graphicData uri="http://schemas.openxmlformats.org/drawingml/2006/picture">
+                <pic:pic xmlns:pic="http://schemas.openxmlformats.org/drawingml/2006/picture">
+                  <pic:nvPicPr>
+                    <pic:cNvPr id="970527008" name="Рисунок 1" descr="Зображення, що містить текст, знімок екрана, Шрифт, число&#10;&#10;Вміст, створений ШІ, може бути неправильним."/>
+                    <pic:cNvPicPr/>
+                  </pic:nvPicPr>
+                  <pic:blipFill>
+                    <a:blip r:embed="rId18"/>
+                    <a:stretch>
+                      <a:fillRect/>
+                    </a:stretch>
+                  </pic:blipFill>
+                  <pic:spPr>
+                    <a:xfrm>
+                      <a:off x="0" y="0"/>
+                      <a:ext cx="5731510" cy="2630805"/>
+                    </a:xfrm>
+                    <a:prstGeom prst="rect">
+                      <a:avLst/>
+                    </a:prstGeom>
+                  </pic:spPr>
+                </pic:pic>
+              </a:graphicData>
+            </a:graphic>
+          </wp:inline>
+        </w:drawing>
+      </w:r>
+    </w:p>
+    <w:p>
+      <w:pPr>
+        <w:pStyle w:val="P"/>
+      </w:pPr>
+      <w:r>
+        <w:t>Рисунок 1. – Переміщення підзадачі у задачу</w:t>
+      </w:r>
+    </w:p>
+    <w:p>
+      <w:pPr>
+        <w:pStyle w:val="P"/>
+      </w:pPr>
+    </w:p>
+    <w:p>
+      <w:pPr>
+        <w:pStyle w:val="P"/>
+      </w:pPr>
+      <w:r>
+        <w:rPr>
+          <w:noProof/>
+        </w:rPr>
+        <w:drawing>
+          <wp:inline distT="0" distB="0" distL="0" distR="0" wp14:anchorId="15D97642" wp14:editId="3DF0F85A">
+            <wp:extent cx="5731510" cy="2407920"/>
+            <wp:effectExtent l="0" t="0" r="2540" b="0"/>
+            <wp:docPr id="1805235812" name="Рисунок 1" descr="Зображення, що містить текст, знімок екрана, Шрифт, ряд&#10;&#10;Вміст, створений ШІ, може бути неправильним."/>
+            <wp:cNvGraphicFramePr>
+              <a:graphicFrameLocks xmlns:a="http://schemas.openxmlformats.org/drawingml/2006/main" noChangeAspect="1"/>
+            </wp:cNvGraphicFramePr>
+            <a:graphic xmlns:a="http://schemas.openxmlformats.org/drawingml/2006/main">
+              <a:graphicData uri="http://schemas.openxmlformats.org/drawingml/2006/picture">
+                <pic:pic xmlns:pic="http://schemas.openxmlformats.org/drawingml/2006/picture">
+                  <pic:nvPicPr>
+                    <pic:cNvPr id="1805235812" name="Рисунок 1" descr="Зображення, що містить текст, знімок екрана, Шрифт, ряд&#10;&#10;Вміст, створений ШІ, може бути неправильним."/>
+                    <pic:cNvPicPr/>
+                  </pic:nvPicPr>
+                  <pic:blipFill>
+                    <a:blip r:embed="rId19"/>
+                    <a:stretch>
+                      <a:fillRect/>
+                    </a:stretch>
+                  </pic:blipFill>
+                  <pic:spPr>
+                    <a:xfrm>
+                      <a:off x="0" y="0"/>
+                      <a:ext cx="5731510" cy="2407920"/>
+                    </a:xfrm>
+                    <a:prstGeom prst="rect">
+                      <a:avLst/>
+                    </a:prstGeom>
+                  </pic:spPr>
+                </pic:pic>
+              </a:graphicData>
+            </a:graphic>
+          </wp:inline>
+        </w:drawing>
+      </w:r>
+    </w:p>
+    <w:p>
+      <w:pPr>
+        <w:pStyle w:val="P"/>
+      </w:pPr>
+      <w:r>
+        <w:t>Рисунок 1. – Вибір місця переміщення</w:t>
+      </w:r>
+    </w:p>
+    <w:p>
+      <w:pPr>
+        <w:pStyle w:val="P"/>
+      </w:pPr>
+    </w:p>
+    <w:p>
+      <w:pPr>
+        <w:pStyle w:val="P"/>
+      </w:pPr>
+      <w:r>
+        <w:lastRenderedPageBreak/>
+        <w:drawing>
+          <wp:inline distT="0" distB="0" distL="0" distR="0" wp14:anchorId="417F329A" wp14:editId="78E7D1D2">
+            <wp:extent cx="5731510" cy="6861810"/>
+            <wp:effectExtent l="0" t="0" r="2540" b="0"/>
+            <wp:docPr id="1421400768" name="Рисунок 1" descr="Зображення, що містить текст, знімок екрана, програмне забезпечення, число&#10;&#10;Вміст, створений ШІ, може бути неправильним."/>
+            <wp:cNvGraphicFramePr>
+              <a:graphicFrameLocks xmlns:a="http://schemas.openxmlformats.org/drawingml/2006/main" noChangeAspect="1"/>
+            </wp:cNvGraphicFramePr>
+            <a:graphic xmlns:a="http://schemas.openxmlformats.org/drawingml/2006/main">
+              <a:graphicData uri="http://schemas.openxmlformats.org/drawingml/2006/picture">
+                <pic:pic xmlns:pic="http://schemas.openxmlformats.org/drawingml/2006/picture">
+                  <pic:nvPicPr>
+                    <pic:cNvPr id="1421400768" name="Рисунок 1" descr="Зображення, що містить текст, знімок екрана, програмне забезпечення, число&#10;&#10;Вміст, створений ШІ, може бути неправильним."/>
+                    <pic:cNvPicPr/>
+                  </pic:nvPicPr>
+                  <pic:blipFill>
+                    <a:blip r:embed="rId20"/>
+                    <a:stretch>
+                      <a:fillRect/>
+                    </a:stretch>
+                  </pic:blipFill>
+                  <pic:spPr>
+                    <a:xfrm>
+                      <a:off x="0" y="0"/>
+                      <a:ext cx="5731510" cy="6861810"/>
+                    </a:xfrm>
+                    <a:prstGeom prst="rect">
+                      <a:avLst/>
+                    </a:prstGeom>
+                  </pic:spPr>
+                </pic:pic>
+              </a:graphicData>
+            </a:graphic>
+          </wp:inline>
+        </w:drawing>
+      </w:r>
+    </w:p>
+    <w:p>
+      <w:pPr>
+        <w:pStyle w:val="P"/>
+      </w:pPr>
+      <w:r>
+        <w:t>Рисунок 1. – Зміна пріоритету задачі</w:t>
+      </w:r>
+    </w:p>
+    <w:p>
+      <w:pPr>
+        <w:pStyle w:val="P"/>
+      </w:pPr>
+    </w:p>
+    <w:p>
+      <w:pPr>
+        <w:pStyle w:val="P"/>
+      </w:pPr>
+      <w:r>
+        <w:lastRenderedPageBreak/>
+        <w:drawing>
+          <wp:inline distT="0" distB="0" distL="0" distR="0" wp14:anchorId="2C0DBADB" wp14:editId="54D45225">
+            <wp:extent cx="5731510" cy="5322570"/>
+            <wp:effectExtent l="0" t="0" r="2540" b="0"/>
+            <wp:docPr id="1599108003" name="Рисунок 1" descr="Зображення, що містить текст, знімок екрана, число, Шрифт&#10;&#10;Вміст, створений ШІ, може бути неправильним."/>
+            <wp:cNvGraphicFramePr>
+              <a:graphicFrameLocks xmlns:a="http://schemas.openxmlformats.org/drawingml/2006/main" noChangeAspect="1"/>
+            </wp:cNvGraphicFramePr>
+            <a:graphic xmlns:a="http://schemas.openxmlformats.org/drawingml/2006/main">
+              <a:graphicData uri="http://schemas.openxmlformats.org/drawingml/2006/picture">
+                <pic:pic xmlns:pic="http://schemas.openxmlformats.org/drawingml/2006/picture">
+                  <pic:nvPicPr>
+                    <pic:cNvPr id="1599108003" name="Рисунок 1" descr="Зображення, що містить текст, знімок екрана, число, Шрифт&#10;&#10;Вміст, створений ШІ, може бути неправильним."/>
+                    <pic:cNvPicPr/>
+                  </pic:nvPicPr>
+                  <pic:blipFill>
+                    <a:blip r:embed="rId21"/>
+                    <a:stretch>
+                      <a:fillRect/>
+                    </a:stretch>
+                  </pic:blipFill>
+                  <pic:spPr>
+                    <a:xfrm>
+                      <a:off x="0" y="0"/>
+                      <a:ext cx="5731510" cy="5322570"/>
+                    </a:xfrm>
+                    <a:prstGeom prst="rect">
+                      <a:avLst/>
+                    </a:prstGeom>
+                  </pic:spPr>
+                </pic:pic>
+              </a:graphicData>
+            </a:graphic>
+          </wp:inline>
+        </w:drawing>
+      </w:r>
+    </w:p>
+    <w:p>
+      <w:pPr>
+        <w:pStyle w:val="P"/>
+      </w:pPr>
+      <w:r>
+        <w:t>Рисунок 1. – Додавання зв’язаної задачі</w:t>
+      </w:r>
+    </w:p>
+    <w:p>
+      <w:pPr>
+        <w:pStyle w:val="P"/>
+      </w:pPr>
+    </w:p>
+    <w:p>
+      <w:pPr>
+        <w:pStyle w:val="P"/>
+      </w:pPr>
+      <w:r>
+        <w:rPr>
+          <w:noProof/>
+        </w:rPr>
+        <w:lastRenderedPageBreak/>
+        <w:drawing>
+          <wp:inline distT="0" distB="0" distL="0" distR="0" wp14:anchorId="2E115455" wp14:editId="74169B55">
+            <wp:extent cx="5731510" cy="6046470"/>
+            <wp:effectExtent l="0" t="0" r="2540" b="0"/>
+            <wp:docPr id="1870037008" name="Рисунок 1" descr="Зображення, що містить текст, знімок екрана, Шрифт, число&#10;&#10;Вміст, створений ШІ, може бути неправильним."/>
+            <wp:cNvGraphicFramePr>
+              <a:graphicFrameLocks xmlns:a="http://schemas.openxmlformats.org/drawingml/2006/main" noChangeAspect="1"/>
+            </wp:cNvGraphicFramePr>
+            <a:graphic xmlns:a="http://schemas.openxmlformats.org/drawingml/2006/main">
+              <a:graphicData uri="http://schemas.openxmlformats.org/drawingml/2006/picture">
+                <pic:pic xmlns:pic="http://schemas.openxmlformats.org/drawingml/2006/picture">
+                  <pic:nvPicPr>
+                    <pic:cNvPr id="1870037008" name="Рисунок 1" descr="Зображення, що містить текст, знімок екрана, Шрифт, число&#10;&#10;Вміст, створений ШІ, може бути неправильним."/>
+                    <pic:cNvPicPr/>
+                  </pic:nvPicPr>
+                  <pic:blipFill>
+                    <a:blip r:embed="rId22"/>
+                    <a:stretch>
+                      <a:fillRect/>
+                    </a:stretch>
+                  </pic:blipFill>
+                  <pic:spPr>
+                    <a:xfrm>
+                      <a:off x="0" y="0"/>
+                      <a:ext cx="5731510" cy="6046470"/>
+                    </a:xfrm>
+                    <a:prstGeom prst="rect">
+                      <a:avLst/>
+                    </a:prstGeom>
+                  </pic:spPr>
+                </pic:pic>
+              </a:graphicData>
+            </a:graphic>
+          </wp:inline>
+        </w:drawing>
+      </w:r>
+    </w:p>
+    <w:p>
+      <w:pPr>
+        <w:pStyle w:val="P"/>
+      </w:pPr>
+      <w:r>
+        <w:t>Рисунок 1. – Меню початку спринту</w:t>
+      </w:r>
+    </w:p>
+    <w:p>
+      <w:pPr>
+        <w:pStyle w:val="P"/>
+      </w:pPr>
+    </w:p>
+    <w:p>
+      <w:pPr>
+        <w:pStyle w:val="P"/>
+      </w:pPr>
+      <w:r>
+        <w:rPr>
+          <w:noProof/>
+        </w:rPr>
+        <w:drawing>
+          <wp:inline distT="0" distB="0" distL="0" distR="0" wp14:anchorId="2D049E5F" wp14:editId="37861632">
+            <wp:extent cx="5731510" cy="1047750"/>
+            <wp:effectExtent l="0" t="0" r="2540" b="0"/>
+            <wp:docPr id="1572346154" name="Рисунок 1" descr="Зображення, що містить текст, знімок екрана, Шрифт, програмне забезпечення&#10;&#10;Вміст, створений ШІ, може бути неправильним."/>
+            <wp:cNvGraphicFramePr>
+              <a:graphicFrameLocks xmlns:a="http://schemas.openxmlformats.org/drawingml/2006/main" noChangeAspect="1"/>
+            </wp:cNvGraphicFramePr>
+            <a:graphic xmlns:a="http://schemas.openxmlformats.org/drawingml/2006/main">
+              <a:graphicData uri="http://schemas.openxmlformats.org/drawingml/2006/picture">
+                <pic:pic xmlns:pic="http://schemas.openxmlformats.org/drawingml/2006/picture">
+                  <pic:nvPicPr>
+                    <pic:cNvPr id="1572346154" name="Рисунок 1" descr="Зображення, що містить текст, знімок екрана, Шрифт, програмне забезпечення&#10;&#10;Вміст, створений ШІ, може бути неправильним."/>
+                    <pic:cNvPicPr/>
+                  </pic:nvPicPr>
+                  <pic:blipFill>
+                    <a:blip r:embed="rId23"/>
+                    <a:stretch>
+                      <a:fillRect/>
+                    </a:stretch>
+                  </pic:blipFill>
+                  <pic:spPr>
+                    <a:xfrm>
+                      <a:off x="0" y="0"/>
+                      <a:ext cx="5731510" cy="1047750"/>
+                    </a:xfrm>
+                    <a:prstGeom prst="rect">
+                      <a:avLst/>
+                    </a:prstGeom>
+                  </pic:spPr>
+                </pic:pic>
+              </a:graphicData>
+            </a:graphic>
+          </wp:inline>
+        </w:drawing>
+      </w:r>
+    </w:p>
+    <w:p>
+      <w:pPr>
+        <w:pStyle w:val="P"/>
+        <w:rPr>
+          <w:lang w:val="en-US"/>
+        </w:rPr>
+      </w:pPr>
+      <w:r>
+        <w:t>Рисунок 1. – Задачі спринту</w:t>
+      </w:r>
+    </w:p>
+    <w:p>
+      <w:pPr>
+        <w:pStyle w:val="P"/>
+        <w:rPr>
+          <w:lang w:val="en-US"/>
+        </w:rPr>
+      </w:pPr>
+    </w:p>
+    <w:p>
+      <w:pPr>
+        <w:pStyle w:val="P"/>
+        <w:rPr>
+          <w:lang w:val="en-US"/>
+        </w:rPr>
+      </w:pPr>
+      <w:r>
+        <w:rPr>
+          <w:lang w:val="en-US"/>
+        </w:rPr>
+        <w:lastRenderedPageBreak/>
+        <w:drawing>
+          <wp:inline distT="0" distB="0" distL="0" distR="0" wp14:anchorId="1F8AD614" wp14:editId="43F2AD78">
+            <wp:extent cx="5731510" cy="1666240"/>
+            <wp:effectExtent l="0" t="0" r="2540" b="0"/>
+            <wp:docPr id="292605478" name="Рисунок 1" descr="Зображення, що містить текст, знімок екрана, Шрифт&#10;&#10;Вміст, створений ШІ, може бути неправильним."/>
+            <wp:cNvGraphicFramePr>
+              <a:graphicFrameLocks xmlns:a="http://schemas.openxmlformats.org/drawingml/2006/main" noChangeAspect="1"/>
+            </wp:cNvGraphicFramePr>
+            <a:graphic xmlns:a="http://schemas.openxmlformats.org/drawingml/2006/main">
+              <a:graphicData uri="http://schemas.openxmlformats.org/drawingml/2006/picture">
+                <pic:pic xmlns:pic="http://schemas.openxmlformats.org/drawingml/2006/picture">
+                  <pic:nvPicPr>
+                    <pic:cNvPr id="292605478" name="Рисунок 1" descr="Зображення, що містить текст, знімок екрана, Шрифт&#10;&#10;Вміст, створений ШІ, може бути неправильним."/>
+                    <pic:cNvPicPr/>
+                  </pic:nvPicPr>
+                  <pic:blipFill>
+                    <a:blip r:embed="rId24"/>
+                    <a:stretch>
+                      <a:fillRect/>
+                    </a:stretch>
+                  </pic:blipFill>
+                  <pic:spPr>
+                    <a:xfrm>
+                      <a:off x="0" y="0"/>
+                      <a:ext cx="5731510" cy="1666240"/>
+                    </a:xfrm>
+                    <a:prstGeom prst="rect">
+                      <a:avLst/>
+                    </a:prstGeom>
+                  </pic:spPr>
+                </pic:pic>
+              </a:graphicData>
+            </a:graphic>
+          </wp:inline>
+        </w:drawing>
+      </w:r>
+    </w:p>
+    <w:p>
+      <w:pPr>
+        <w:pStyle w:val="P"/>
+      </w:pPr>
+      <w:r>
+        <w:t>Рисунок 1. – Дошка завдань спринту</w:t>
+      </w:r>
+    </w:p>
+    <w:p>
+      <w:pPr>
+        <w:pStyle w:val="P"/>
+      </w:pPr>
+    </w:p>
+    <w:p>
+      <w:pPr>
+        <w:pStyle w:val="P"/>
+      </w:pPr>
+      <w:r>
+        <w:drawing>
+          <wp:inline distT="0" distB="0" distL="0" distR="0" wp14:anchorId="1570F064" wp14:editId="683EA672">
+            <wp:extent cx="5731510" cy="5262245"/>
+            <wp:effectExtent l="0" t="0" r="2540" b="0"/>
+            <wp:docPr id="1989454821" name="Рисунок 1" descr="Зображення, що містить текст, знімок екрана, програмне забезпечення, Веб-сторінка&#10;&#10;Вміст, створений ШІ, може бути неправильним."/>
+            <wp:cNvGraphicFramePr>
+              <a:graphicFrameLocks xmlns:a="http://schemas.openxmlformats.org/drawingml/2006/main" noChangeAspect="1"/>
+            </wp:cNvGraphicFramePr>
+            <a:graphic xmlns:a="http://schemas.openxmlformats.org/drawingml/2006/main">
+              <a:graphicData uri="http://schemas.openxmlformats.org/drawingml/2006/picture">
+                <pic:pic xmlns:pic="http://schemas.openxmlformats.org/drawingml/2006/picture">
+                  <pic:nvPicPr>
+                    <pic:cNvPr id="1989454821" name="Рисунок 1" descr="Зображення, що містить текст, знімок екрана, програмне забезпечення, Веб-сторінка&#10;&#10;Вміст, створений ШІ, може бути неправильним."/>
+                    <pic:cNvPicPr/>
+                  </pic:nvPicPr>
+                  <pic:blipFill>
+                    <a:blip r:embed="rId25"/>
+                    <a:stretch>
+                      <a:fillRect/>
+                    </a:stretch>
+                  </pic:blipFill>
+                  <pic:spPr>
+                    <a:xfrm>
+                      <a:off x="0" y="0"/>
+                      <a:ext cx="5731510" cy="5262245"/>
+                    </a:xfrm>
+                    <a:prstGeom prst="rect">
+                      <a:avLst/>
+                    </a:prstGeom>
+                  </pic:spPr>
+                </pic:pic>
+              </a:graphicData>
+            </a:graphic>
+          </wp:inline>
+        </w:drawing>
+      </w:r>
+    </w:p>
+    <w:p>
+      <w:pPr>
+        <w:pStyle w:val="P"/>
+      </w:pPr>
+      <w:r>
+        <w:t>Рисунок 1. – Дошка з перетягненими задачами</w:t>
+      </w:r>
+    </w:p>
+    <w:p>
+      <w:pPr>
+        <w:pStyle w:val="P"/>
+      </w:pPr>
+    </w:p>
+    <w:p>
+      <w:pPr>
+        <w:pStyle w:val="P"/>
+        <w:rPr>
+          <w:lang w:val="en-US"/>
+        </w:rPr>
+      </w:pPr>
+      <w:r>
+        <w:lastRenderedPageBreak/>
+        <w:drawing>
+          <wp:inline distT="0" distB="0" distL="0" distR="0" wp14:anchorId="38491C5B" wp14:editId="28D192F9">
+            <wp:extent cx="5731510" cy="2202180"/>
+            <wp:effectExtent l="0" t="0" r="2540" b="7620"/>
+            <wp:docPr id="1163169772" name="Рисунок 1" descr="Зображення, що містить текст, знімок екрана, ряд, Шрифт&#10;&#10;Вміст, створений ШІ, може бути неправильним."/>
+            <wp:cNvGraphicFramePr>
+              <a:graphicFrameLocks xmlns:a="http://schemas.openxmlformats.org/drawingml/2006/main" noChangeAspect="1"/>
+            </wp:cNvGraphicFramePr>
+            <a:graphic xmlns:a="http://schemas.openxmlformats.org/drawingml/2006/main">
+              <a:graphicData uri="http://schemas.openxmlformats.org/drawingml/2006/picture">
+                <pic:pic xmlns:pic="http://schemas.openxmlformats.org/drawingml/2006/picture">
+                  <pic:nvPicPr>
+                    <pic:cNvPr id="1163169772" name="Рисунок 1" descr="Зображення, що містить текст, знімок екрана, ряд, Шрифт&#10;&#10;Вміст, створений ШІ, може бути неправильним."/>
+                    <pic:cNvPicPr/>
+                  </pic:nvPicPr>
+                  <pic:blipFill>
+                    <a:blip r:embed="rId26"/>
+                    <a:stretch>
+                      <a:fillRect/>
+                    </a:stretch>
+                  </pic:blipFill>
+                  <pic:spPr>
+                    <a:xfrm>
+                      <a:off x="0" y="0"/>
+                      <a:ext cx="5731510" cy="2202180"/>
+                    </a:xfrm>
+                    <a:prstGeom prst="rect">
+                      <a:avLst/>
+                    </a:prstGeom>
+                  </pic:spPr>
+                </pic:pic>
+              </a:graphicData>
+            </a:graphic>
+          </wp:inline>
+        </w:drawing>
+      </w:r>
+    </w:p>
+    <w:p>
+      <w:pPr>
+        <w:pStyle w:val="P"/>
+      </w:pPr>
+      <w:r>
+        <w:t>Рисунок 1. – Додавання фільтрів</w:t>
+      </w:r>
+    </w:p>
+    <w:p>
+      <w:pPr>
+        <w:pStyle w:val="P"/>
+      </w:pPr>
+    </w:p>
+    <w:p>
+      <w:pPr>
+        <w:pStyle w:val="P"/>
+      </w:pPr>
+      <w:r>
+        <w:lastRenderedPageBreak/>
+        <w:drawing>
+          <wp:inline distT="0" distB="0" distL="0" distR="0" wp14:anchorId="0B4B9C16" wp14:editId="65FB5920">
+            <wp:extent cx="3512820" cy="8863330"/>
+            <wp:effectExtent l="0" t="0" r="0" b="0"/>
+            <wp:docPr id="1522470786" name="Рисунок 1" descr="Зображення, що містить текст, знімок екрана, програмне забезпечення, число&#10;&#10;Вміст, створений ШІ, може бути неправильним."/>
+            <wp:cNvGraphicFramePr>
+              <a:graphicFrameLocks xmlns:a="http://schemas.openxmlformats.org/drawingml/2006/main" noChangeAspect="1"/>
+            </wp:cNvGraphicFramePr>
+            <a:graphic xmlns:a="http://schemas.openxmlformats.org/drawingml/2006/main">
+              <a:graphicData uri="http://schemas.openxmlformats.org/drawingml/2006/picture">
+                <pic:pic xmlns:pic="http://schemas.openxmlformats.org/drawingml/2006/picture">
+                  <pic:nvPicPr>
+                    <pic:cNvPr id="1522470786" name="Рисунок 1" descr="Зображення, що містить текст, знімок екрана, програмне забезпечення, число&#10;&#10;Вміст, створений ШІ, може бути неправильним."/>
+                    <pic:cNvPicPr/>
+                  </pic:nvPicPr>
+                  <pic:blipFill>
+                    <a:blip r:embed="rId27"/>
+                    <a:stretch>
+                      <a:fillRect/>
+                    </a:stretch>
+                  </pic:blipFill>
+                  <pic:spPr>
+                    <a:xfrm>
+                      <a:off x="0" y="0"/>
+                      <a:ext cx="3512820" cy="8863330"/>
+                    </a:xfrm>
+                    <a:prstGeom prst="rect">
+                      <a:avLst/>
+                    </a:prstGeom>
+                  </pic:spPr>
+                </pic:pic>
+              </a:graphicData>
+            </a:graphic>
+          </wp:inline>
+        </w:drawing>
+      </w:r>
+    </w:p>
+    <w:p>
+      <w:pPr>
+        <w:pStyle w:val="P"/>
+      </w:pPr>
+      <w:r>
+        <w:lastRenderedPageBreak/>
+        <w:t>Рисунок 1. – Коментарі до картки</w:t>
+      </w:r>
+    </w:p>
+    <w:p>
+      <w:pPr>
+        <w:pStyle w:val="P"/>
+      </w:pPr>
+    </w:p>
+    <w:p>
+      <w:pPr>
+        <w:pStyle w:val="P"/>
+      </w:pPr>
+      <w:r>
+        <w:lastRenderedPageBreak/>
+        <w:drawing>
+          <wp:inline distT="0" distB="0" distL="0" distR="0" wp14:anchorId="522FEE32" wp14:editId="3C2B7E26">
+            <wp:extent cx="3692525" cy="8863330"/>
+            <wp:effectExtent l="0" t="0" r="3175" b="0"/>
+            <wp:docPr id="318430414" name="Рисунок 1" descr="Зображення, що містить текст, знімок екрана, програмне забезпечення, число&#10;&#10;Вміст, створений ШІ, може бути неправильним."/>
+            <wp:cNvGraphicFramePr>
+              <a:graphicFrameLocks xmlns:a="http://schemas.openxmlformats.org/drawingml/2006/main" noChangeAspect="1"/>
+            </wp:cNvGraphicFramePr>
+            <a:graphic xmlns:a="http://schemas.openxmlformats.org/drawingml/2006/main">
+              <a:graphicData uri="http://schemas.openxmlformats.org/drawingml/2006/picture">
+                <pic:pic xmlns:pic="http://schemas.openxmlformats.org/drawingml/2006/picture">
+                  <pic:nvPicPr>
+                    <pic:cNvPr id="318430414" name="Рисунок 1" descr="Зображення, що містить текст, знімок екрана, програмне забезпечення, число&#10;&#10;Вміст, створений ШІ, може бути неправильним."/>
+                    <pic:cNvPicPr/>
+                  </pic:nvPicPr>
+                  <pic:blipFill>
+                    <a:blip r:embed="rId28"/>
+                    <a:stretch>
+                      <a:fillRect/>
+                    </a:stretch>
+                  </pic:blipFill>
+                  <pic:spPr>
+                    <a:xfrm>
+                      <a:off x="0" y="0"/>
+                      <a:ext cx="3692525" cy="8863330"/>
+                    </a:xfrm>
+                    <a:prstGeom prst="rect">
+                      <a:avLst/>
+                    </a:prstGeom>
+                  </pic:spPr>
+                </pic:pic>
+              </a:graphicData>
+            </a:graphic>
+          </wp:inline>
+        </w:drawing>
+      </w:r>
+    </w:p>
+    <w:p>
+      <w:pPr>
+        <w:pStyle w:val="P"/>
+      </w:pPr>
+      <w:r>
+        <w:lastRenderedPageBreak/>
+        <w:t>Рисунок 1. – Додані коментарі</w:t>
+      </w:r>
+    </w:p>
+    <w:p>
+      <w:pPr>
+        <w:pStyle w:val="P"/>
+      </w:pPr>
+    </w:p>
+    <w:p>
+      <w:pPr>
+        <w:pStyle w:val="P"/>
+      </w:pPr>
+      <w:r>
+        <w:drawing>
+          <wp:inline distT="0" distB="0" distL="0" distR="0" wp14:anchorId="07C15DA3" wp14:editId="47044E1E">
+            <wp:extent cx="5731510" cy="2218055"/>
+            <wp:effectExtent l="0" t="0" r="2540" b="0"/>
+            <wp:docPr id="1930932843" name="Рисунок 1" descr="Зображення, що містить текст, програмне забезпечення, Шрифт, число&#10;&#10;Вміст, створений ШІ, може бути неправильним."/>
+            <wp:cNvGraphicFramePr>
+              <a:graphicFrameLocks xmlns:a="http://schemas.openxmlformats.org/drawingml/2006/main" noChangeAspect="1"/>
+            </wp:cNvGraphicFramePr>
+            <a:graphic xmlns:a="http://schemas.openxmlformats.org/drawingml/2006/main">
+              <a:graphicData uri="http://schemas.openxmlformats.org/drawingml/2006/picture">
+                <pic:pic xmlns:pic="http://schemas.openxmlformats.org/drawingml/2006/picture">
+                  <pic:nvPicPr>
+                    <pic:cNvPr id="1930932843" name="Рисунок 1" descr="Зображення, що містить текст, програмне забезпечення, Шрифт, число&#10;&#10;Вміст, створений ШІ, може бути неправильним."/>
+                    <pic:cNvPicPr/>
+                  </pic:nvPicPr>
+                  <pic:blipFill>
+                    <a:blip r:embed="rId29"/>
+                    <a:stretch>
+                      <a:fillRect/>
+                    </a:stretch>
+                  </pic:blipFill>
+                  <pic:spPr>
+                    <a:xfrm>
+                      <a:off x="0" y="0"/>
+                      <a:ext cx="5731510" cy="2218055"/>
+                    </a:xfrm>
+                    <a:prstGeom prst="rect">
+                      <a:avLst/>
+                    </a:prstGeom>
+                  </pic:spPr>
+                </pic:pic>
+              </a:graphicData>
+            </a:graphic>
+          </wp:inline>
+        </w:drawing>
+      </w:r>
+    </w:p>
+    <w:p>
+      <w:pPr>
+        <w:pStyle w:val="P"/>
+      </w:pPr>
+      <w:r>
+        <w:t>Рисунок 1. – Застосований фільтр для мітки бекенду</w:t>
+      </w:r>
+    </w:p>
+    <w:p>
+      <w:pPr>
+        <w:pStyle w:val="P"/>
+      </w:pPr>
+    </w:p>
+    <w:p>
+      <w:pPr>
+        <w:pStyle w:val="P"/>
+      </w:pPr>
+      <w:r>
+        <w:drawing>
+          <wp:inline distT="0" distB="0" distL="0" distR="0" wp14:anchorId="77FF037C" wp14:editId="38AF4BAF">
+            <wp:extent cx="5731510" cy="1437640"/>
+            <wp:effectExtent l="0" t="0" r="2540" b="0"/>
+            <wp:docPr id="571526298" name="Рисунок 1"/>
+            <wp:cNvGraphicFramePr>
+              <a:graphicFrameLocks xmlns:a="http://schemas.openxmlformats.org/drawingml/2006/main" noChangeAspect="1"/>
+            </wp:cNvGraphicFramePr>
+            <a:graphic xmlns:a="http://schemas.openxmlformats.org/drawingml/2006/main">
+              <a:graphicData uri="http://schemas.openxmlformats.org/drawingml/2006/picture">
+                <pic:pic xmlns:pic="http://schemas.openxmlformats.org/drawingml/2006/picture">
+                  <pic:nvPicPr>
+                    <pic:cNvPr id="571526298" name=""/>
+                    <pic:cNvPicPr/>
+                  </pic:nvPicPr>
+                  <pic:blipFill>
+                    <a:blip r:embed="rId30"/>
+                    <a:stretch>
+                      <a:fillRect/>
+                    </a:stretch>
+                  </pic:blipFill>
+                  <pic:spPr>
+                    <a:xfrm>
+                      <a:off x="0" y="0"/>
+                      <a:ext cx="5731510" cy="1437640"/>
+                    </a:xfrm>
+                    <a:prstGeom prst="rect">
+                      <a:avLst/>
+                    </a:prstGeom>
+                  </pic:spPr>
+                </pic:pic>
+              </a:graphicData>
+            </a:graphic>
+          </wp:inline>
+        </w:drawing>
+      </w:r>
+    </w:p>
+    <w:p>
+      <w:pPr>
+        <w:pStyle w:val="P"/>
+      </w:pPr>
+      <w:r>
+        <w:t>Рисунок 1. – Створення другого фільтру</w:t>
+      </w:r>
+    </w:p>
+    <w:p>
+      <w:pPr>
+        <w:pStyle w:val="P"/>
+      </w:pPr>
+    </w:p>
+    <w:p>
+      <w:pPr>
+        <w:pStyle w:val="P"/>
+      </w:pPr>
+      <w:r>
+        <w:drawing>
+          <wp:inline distT="0" distB="0" distL="0" distR="0" wp14:anchorId="01FDF16F" wp14:editId="30496659">
+            <wp:extent cx="5731510" cy="2110740"/>
+            <wp:effectExtent l="0" t="0" r="2540" b="3810"/>
+            <wp:docPr id="614184403" name="Рисунок 1"/>
+            <wp:cNvGraphicFramePr>
+              <a:graphicFrameLocks xmlns:a="http://schemas.openxmlformats.org/drawingml/2006/main" noChangeAspect="1"/>
+            </wp:cNvGraphicFramePr>
+            <a:graphic xmlns:a="http://schemas.openxmlformats.org/drawingml/2006/main">
+              <a:graphicData uri="http://schemas.openxmlformats.org/drawingml/2006/picture">
+                <pic:pic xmlns:pic="http://schemas.openxmlformats.org/drawingml/2006/picture">
+                  <pic:nvPicPr>
+                    <pic:cNvPr id="614184403" name=""/>
+                    <pic:cNvPicPr/>
+                  </pic:nvPicPr>
+                  <pic:blipFill>
+                    <a:blip r:embed="rId31"/>
+                    <a:stretch>
+                      <a:fillRect/>
+                    </a:stretch>
+                  </pic:blipFill>
+                  <pic:spPr>
+                    <a:xfrm>
+                      <a:off x="0" y="0"/>
+                      <a:ext cx="5731510" cy="2110740"/>
+                    </a:xfrm>
+                    <a:prstGeom prst="rect">
+                      <a:avLst/>
+                    </a:prstGeom>
+                  </pic:spPr>
+                </pic:pic>
+              </a:graphicData>
+            </a:graphic>
+          </wp:inline>
+        </w:drawing>
+      </w:r>
+    </w:p>
+    <w:p>
+      <w:pPr>
+        <w:pStyle w:val="P"/>
+      </w:pPr>
+      <w:r>
+        <w:t>Рисунок 1. – Застосований новий фільтр</w:t>
+      </w:r>
+    </w:p>
+    <w:p>
+      <w:pPr>
+        <w:pStyle w:val="P"/>
+      </w:pPr>
+    </w:p>
+    <w:p>
+      <w:pPr>
+        <w:pStyle w:val="P"/>
+      </w:pPr>
+      <w:r>
+        <w:lastRenderedPageBreak/>
+        <w:drawing>
+          <wp:inline distT="0" distB="0" distL="0" distR="0" wp14:anchorId="4E764CB2" wp14:editId="3015658F">
+            <wp:extent cx="5731510" cy="4952365"/>
+            <wp:effectExtent l="0" t="0" r="2540" b="635"/>
+            <wp:docPr id="999076311" name="Рисунок 1"/>
+            <wp:cNvGraphicFramePr>
+              <a:graphicFrameLocks xmlns:a="http://schemas.openxmlformats.org/drawingml/2006/main" noChangeAspect="1"/>
+            </wp:cNvGraphicFramePr>
+            <a:graphic xmlns:a="http://schemas.openxmlformats.org/drawingml/2006/main">
+              <a:graphicData uri="http://schemas.openxmlformats.org/drawingml/2006/picture">
+                <pic:pic xmlns:pic="http://schemas.openxmlformats.org/drawingml/2006/picture">
+                  <pic:nvPicPr>
+                    <pic:cNvPr id="999076311" name=""/>
+                    <pic:cNvPicPr/>
+                  </pic:nvPicPr>
+                  <pic:blipFill>
+                    <a:blip r:embed="rId32"/>
+                    <a:stretch>
+                      <a:fillRect/>
+                    </a:stretch>
+                  </pic:blipFill>
+                  <pic:spPr>
+                    <a:xfrm>
+                      <a:off x="0" y="0"/>
+                      <a:ext cx="5731510" cy="4952365"/>
+                    </a:xfrm>
+                    <a:prstGeom prst="rect">
+                      <a:avLst/>
+                    </a:prstGeom>
+                  </pic:spPr>
+                </pic:pic>
+              </a:graphicData>
+            </a:graphic>
+          </wp:inline>
+        </w:drawing>
+      </w:r>
+    </w:p>
+    <w:p>
+      <w:pPr>
+        <w:pStyle w:val="P"/>
+      </w:pPr>
+      <w:r>
+        <w:t>Рисунок 1. – Панель звіту</w:t>
+      </w:r>
+    </w:p>
+    <w:p>
+      <w:pPr>
+        <w:pStyle w:val="P"/>
+      </w:pPr>
+    </w:p>
+    <w:p>
+      <w:pPr>
+        <w:pStyle w:val="P"/>
+      </w:pPr>
+      <w:r>
+        <w:lastRenderedPageBreak/>
+        <w:drawing>
+          <wp:inline distT="0" distB="0" distL="0" distR="0" wp14:anchorId="16FB2C99" wp14:editId="561ECD85">
+            <wp:extent cx="5731510" cy="4549775"/>
+            <wp:effectExtent l="0" t="0" r="2540" b="3175"/>
+            <wp:docPr id="1199626170" name="Рисунок 1"/>
+            <wp:cNvGraphicFramePr>
+              <a:graphicFrameLocks xmlns:a="http://schemas.openxmlformats.org/drawingml/2006/main" noChangeAspect="1"/>
+            </wp:cNvGraphicFramePr>
+            <a:graphic xmlns:a="http://schemas.openxmlformats.org/drawingml/2006/main">
+              <a:graphicData uri="http://schemas.openxmlformats.org/drawingml/2006/picture">
+                <pic:pic xmlns:pic="http://schemas.openxmlformats.org/drawingml/2006/picture">
+                  <pic:nvPicPr>
+                    <pic:cNvPr id="1199626170" name=""/>
+                    <pic:cNvPicPr/>
+                  </pic:nvPicPr>
+                  <pic:blipFill>
+                    <a:blip r:embed="rId33"/>
+                    <a:stretch>
+                      <a:fillRect/>
+                    </a:stretch>
+                  </pic:blipFill>
+                  <pic:spPr>
+                    <a:xfrm>
+                      <a:off x="0" y="0"/>
+                      <a:ext cx="5731510" cy="4549775"/>
+                    </a:xfrm>
+                    <a:prstGeom prst="rect">
+                      <a:avLst/>
+                    </a:prstGeom>
+                  </pic:spPr>
+                </pic:pic>
+              </a:graphicData>
+            </a:graphic>
+          </wp:inline>
+        </w:drawing>
+      </w:r>
+    </w:p>
+    <w:p>
+      <w:pPr>
+        <w:pStyle w:val="P"/>
+      </w:pPr>
+      <w:r>
+        <w:t>Рисунок 1. – Панель звіту про завершений спрінт</w:t>
+      </w:r>
+    </w:p>
+    <w:p>
+      <w:pPr>
+        <w:pStyle w:val="P"/>
+      </w:pPr>
+    </w:p>
+    <w:p>
+      <w:pPr>
+        <w:pStyle w:val="P"/>
+      </w:pPr>
+      <w:r>
+        <w:drawing>
+          <wp:inline distT="0" distB="0" distL="0" distR="0" wp14:anchorId="5E70ADE0" wp14:editId="23CB554D">
+            <wp:extent cx="4921250" cy="605155"/>
+            <wp:effectExtent l="0" t="0" r="0" b="4445"/>
+            <wp:docPr id="1283948888" name="Рисунок 1"/>
+            <wp:cNvGraphicFramePr>
+              <a:graphicFrameLocks xmlns:a="http://schemas.openxmlformats.org/drawingml/2006/main" noChangeAspect="1"/>
+            </wp:cNvGraphicFramePr>
+            <a:graphic xmlns:a="http://schemas.openxmlformats.org/drawingml/2006/main">
+              <a:graphicData uri="http://schemas.openxmlformats.org/drawingml/2006/picture">
+                <pic:pic xmlns:pic="http://schemas.openxmlformats.org/drawingml/2006/picture">
+                  <pic:nvPicPr>
+                    <pic:cNvPr id="1283948888" name=""/>
+                    <pic:cNvPicPr/>
+                  </pic:nvPicPr>
+                  <pic:blipFill rotWithShape="1">
+                    <a:blip r:embed="rId34"/>
+                    <a:srcRect r="14137"/>
+                    <a:stretch/>
+                  </pic:blipFill>
+                  <pic:spPr bwMode="auto">
+                    <a:xfrm>
+                      <a:off x="0" y="0"/>
+                      <a:ext cx="4921250" cy="605155"/>
+                    </a:xfrm>
+                    <a:prstGeom prst="rect">
+                      <a:avLst/>
+                    </a:prstGeom>
+                    <a:ln>
+                      <a:noFill/>
+                    </a:ln>
+                    <a:extLst>
+                      <a:ext uri="{53640926-AAD7-44D8-BBD7-CCE9431645EC}">
+                        <a14:shadowObscured xmlns:a14="http://schemas.microsoft.com/office/drawing/2010/main"/>
+                      </a:ext>
+                    </a:extLst>
+                  </pic:spPr>
+                </pic:pic>
+              </a:graphicData>
+            </a:graphic>
+          </wp:inline>
+        </w:drawing>
+      </w:r>
+    </w:p>
+    <w:p>
+      <w:pPr>
+        <w:pStyle w:val="P"/>
+      </w:pPr>
+      <w:r>
+        <w:t>Рисунок 1. – Створений реліз</w:t>
+      </w:r>
+    </w:p>
+    <w:p>
+      <w:pPr>
+        <w:pStyle w:val="P"/>
+      </w:pPr>
+    </w:p>
+    <w:p>
+      <w:pPr>
+        <w:pStyle w:val="P"/>
+        <w:rPr>
+          <w:lang w:val="en-US"/>
+        </w:rPr>
+      </w:pPr>
+      <w:r>
+        <w:rPr>
+          <w:lang w:val="en-US"/>
+        </w:rPr>
+        <w:lastRenderedPageBreak/>
+        <w:drawing>
+          <wp:inline distT="0" distB="0" distL="0" distR="0" wp14:anchorId="1A38EB1D" wp14:editId="370B149D">
+            <wp:extent cx="5731510" cy="7336155"/>
+            <wp:effectExtent l="0" t="0" r="2540" b="0"/>
+            <wp:docPr id="1479344031" name="Рисунок 1" descr="Зображення, що містить текст, знімок екрана, програмне забезпечення, число&#10;&#10;Вміст, створений ШІ, може бути неправильним."/>
+            <wp:cNvGraphicFramePr>
+              <a:graphicFrameLocks xmlns:a="http://schemas.openxmlformats.org/drawingml/2006/main" noChangeAspect="1"/>
+            </wp:cNvGraphicFramePr>
+            <a:graphic xmlns:a="http://schemas.openxmlformats.org/drawingml/2006/main">
+              <a:graphicData uri="http://schemas.openxmlformats.org/drawingml/2006/picture">
+                <pic:pic xmlns:pic="http://schemas.openxmlformats.org/drawingml/2006/picture">
+                  <pic:nvPicPr>
+                    <pic:cNvPr id="1479344031" name="Рисунок 1" descr="Зображення, що містить текст, знімок екрана, програмне забезпечення, число&#10;&#10;Вміст, створений ШІ, може бути неправильним."/>
+                    <pic:cNvPicPr/>
+                  </pic:nvPicPr>
+                  <pic:blipFill>
+                    <a:blip r:embed="rId35"/>
+                    <a:stretch>
+                      <a:fillRect/>
+                    </a:stretch>
+                  </pic:blipFill>
+                  <pic:spPr>
+                    <a:xfrm>
+                      <a:off x="0" y="0"/>
+                      <a:ext cx="5731510" cy="7336155"/>
+                    </a:xfrm>
+                    <a:prstGeom prst="rect">
+                      <a:avLst/>
+                    </a:prstGeom>
+                  </pic:spPr>
+                </pic:pic>
+              </a:graphicData>
+            </a:graphic>
+          </wp:inline>
+        </w:drawing>
+      </w:r>
+    </w:p>
+    <w:p>
+      <w:pPr>
+        <w:pStyle w:val="P"/>
+      </w:pPr>
+      <w:r>
+        <w:t>Рисунок 1. – Додана версія до епіку</w:t>
+      </w:r>
+    </w:p>
+    <w:p>
+      <w:pPr>
+        <w:pStyle w:val="P"/>
+      </w:pPr>
+    </w:p>
+    <w:p>
+      <w:pPr>
+        <w:pStyle w:val="P"/>
+      </w:pPr>
+      <w:r>
+        <w:lastRenderedPageBreak/>
+        <w:drawing>
+          <wp:inline distT="0" distB="0" distL="0" distR="0" wp14:anchorId="7BF0F88E" wp14:editId="193FF033">
+            <wp:extent cx="5731510" cy="2969260"/>
+            <wp:effectExtent l="0" t="0" r="2540" b="2540"/>
+            <wp:docPr id="134110385" name="Рисунок 1" descr="Зображення, що містить текст, знімок екрана, програмне забезпечення, Комп’ютерна піктограма&#10;&#10;Вміст, створений ШІ, може бути неправильним."/>
+            <wp:cNvGraphicFramePr>
+              <a:graphicFrameLocks xmlns:a="http://schemas.openxmlformats.org/drawingml/2006/main" noChangeAspect="1"/>
+            </wp:cNvGraphicFramePr>
+            <a:graphic xmlns:a="http://schemas.openxmlformats.org/drawingml/2006/main">
+              <a:graphicData uri="http://schemas.openxmlformats.org/drawingml/2006/picture">
+                <pic:pic xmlns:pic="http://schemas.openxmlformats.org/drawingml/2006/picture">
+                  <pic:nvPicPr>
+                    <pic:cNvPr id="134110385" name="Рисунок 1" descr="Зображення, що містить текст, знімок екрана, програмне забезпечення, Комп’ютерна піктограма&#10;&#10;Вміст, створений ШІ, може бути неправильним."/>
+                    <pic:cNvPicPr/>
+                  </pic:nvPicPr>
+                  <pic:blipFill>
+                    <a:blip r:embed="rId36"/>
+                    <a:stretch>
+                      <a:fillRect/>
+                    </a:stretch>
+                  </pic:blipFill>
+                  <pic:spPr>
+                    <a:xfrm>
+                      <a:off x="0" y="0"/>
+                      <a:ext cx="5731510" cy="2969260"/>
+                    </a:xfrm>
+                    <a:prstGeom prst="rect">
+                      <a:avLst/>
+                    </a:prstGeom>
+                  </pic:spPr>
+                </pic:pic>
+              </a:graphicData>
+            </a:graphic>
+          </wp:inline>
+        </w:drawing>
+      </w:r>
+    </w:p>
+    <w:p>
+      <w:pPr>
+        <w:pStyle w:val="P"/>
+      </w:pPr>
+      <w:r>
+        <w:t xml:space="preserve">Рисунок 1. – Реліз на </w:t>
+      </w:r>
+      <w:r>
+        <w:t>таймлайні</w:t>
+      </w:r>
+    </w:p>
+    <w:p>
+      <w:pPr>
+        <w:pStyle w:val="P"/>
+      </w:pPr>
+    </w:p>
+    <w:p>
+      <w:pPr>
+        <w:pStyle w:val="P"/>
+      </w:pPr>
+      <w:r>
+        <w:drawing>
+          <wp:inline distT="0" distB="0" distL="0" distR="0" wp14:anchorId="43D93598" wp14:editId="131A2566">
+            <wp:extent cx="5731510" cy="2955925"/>
+            <wp:effectExtent l="0" t="0" r="2540" b="0"/>
+            <wp:docPr id="410610436" name="Рисунок 1" descr="Зображення, що містить текст, знімок екрана, Шрифт, число&#10;&#10;Вміст, створений ШІ, може бути неправильним."/>
+            <wp:cNvGraphicFramePr>
+              <a:graphicFrameLocks xmlns:a="http://schemas.openxmlformats.org/drawingml/2006/main" noChangeAspect="1"/>
+            </wp:cNvGraphicFramePr>
+            <a:graphic xmlns:a="http://schemas.openxmlformats.org/drawingml/2006/main">
+              <a:graphicData uri="http://schemas.openxmlformats.org/drawingml/2006/picture">
+                <pic:pic xmlns:pic="http://schemas.openxmlformats.org/drawingml/2006/picture">
+                  <pic:nvPicPr>
+                    <pic:cNvPr id="410610436" name="Рисунок 1" descr="Зображення, що містить текст, знімок екрана, Шрифт, число&#10;&#10;Вміст, створений ШІ, може бути неправильним."/>
+                    <pic:cNvPicPr/>
+                  </pic:nvPicPr>
+                  <pic:blipFill>
+                    <a:blip r:embed="rId37"/>
+                    <a:stretch>
+                      <a:fillRect/>
+                    </a:stretch>
+                  </pic:blipFill>
+                  <pic:spPr>
+                    <a:xfrm>
+                      <a:off x="0" y="0"/>
+                      <a:ext cx="5731510" cy="2955925"/>
+                    </a:xfrm>
+                    <a:prstGeom prst="rect">
+                      <a:avLst/>
+                    </a:prstGeom>
+                  </pic:spPr>
+                </pic:pic>
+              </a:graphicData>
+            </a:graphic>
+          </wp:inline>
+        </w:drawing>
+      </w:r>
+    </w:p>
+    <w:p>
+      <w:pPr>
+        <w:pStyle w:val="P"/>
+      </w:pPr>
+      <w:r>
+        <w:t xml:space="preserve">Рисунок 1. – Автоматизція </w:t>
+      </w:r>
+      <w:r>
+        <w:t>для зміни виконавця</w:t>
+      </w:r>
+    </w:p>
+    <w:p>
+      <w:pPr>
+        <w:pStyle w:val="P"/>
+      </w:pPr>
+    </w:p>
+    <w:p>
+      <w:pPr>
+        <w:pStyle w:val="P"/>
+        <w:rPr>
+          <w:lang w:val="en-US"/>
+        </w:rPr>
+      </w:pPr>
+      <w:r>
+        <w:rPr>
+          <w:noProof/>
+        </w:rPr>
+        <w:lastRenderedPageBreak/>
+        <w:drawing>
+          <wp:inline distT="0" distB="0" distL="0" distR="0" wp14:anchorId="0337F297" wp14:editId="06A30FF1">
+            <wp:extent cx="5731510" cy="2332990"/>
+            <wp:effectExtent l="0" t="0" r="2540" b="0"/>
+            <wp:docPr id="914305227" name="Рисунок 1" descr="Зображення, що містить текст, знімок екрана, Шрифт, ряд&#10;&#10;Вміст, створений ШІ, може бути неправильним."/>
+            <wp:cNvGraphicFramePr>
+              <a:graphicFrameLocks xmlns:a="http://schemas.openxmlformats.org/drawingml/2006/main" noChangeAspect="1"/>
+            </wp:cNvGraphicFramePr>
+            <a:graphic xmlns:a="http://schemas.openxmlformats.org/drawingml/2006/main">
+              <a:graphicData uri="http://schemas.openxmlformats.org/drawingml/2006/picture">
+                <pic:pic xmlns:pic="http://schemas.openxmlformats.org/drawingml/2006/picture">
+                  <pic:nvPicPr>
+                    <pic:cNvPr id="914305227" name="Рисунок 1" descr="Зображення, що містить текст, знімок екрана, Шрифт, ряд&#10;&#10;Вміст, створений ШІ, може бути неправильним."/>
+                    <pic:cNvPicPr/>
+                  </pic:nvPicPr>
+                  <pic:blipFill>
+                    <a:blip r:embed="rId38"/>
+                    <a:stretch>
+                      <a:fillRect/>
+                    </a:stretch>
+                  </pic:blipFill>
+                  <pic:spPr>
+                    <a:xfrm>
+                      <a:off x="0" y="0"/>
+                      <a:ext cx="5731510" cy="2332990"/>
+                    </a:xfrm>
+                    <a:prstGeom prst="rect">
+                      <a:avLst/>
+                    </a:prstGeom>
+                  </pic:spPr>
+                </pic:pic>
+              </a:graphicData>
+            </a:graphic>
+          </wp:inline>
+        </w:drawing>
+      </w:r>
+    </w:p>
+    <w:p>
+      <w:pPr>
+        <w:pStyle w:val="P"/>
+      </w:pPr>
+      <w:r>
+        <w:t>Рисунок 1. – Автоматизація не допустити завершення задачі</w:t>
+      </w:r>
+    </w:p>
+    <w:p>
+      <w:pPr>
+        <w:pStyle w:val="P"/>
+      </w:pPr>
+    </w:p>
+    <w:p>
+      <w:pPr>
+        <w:pStyle w:val="P"/>
+        <w:rPr>
+          <w:lang w:val="en-US"/>
+        </w:rPr>
+      </w:pPr>
+      <w:r>
+        <w:rPr>
+          <w:lang w:val="en-US"/>
+        </w:rPr>
+        <w:drawing>
+          <wp:inline distT="0" distB="0" distL="0" distR="0" wp14:anchorId="69EE025D" wp14:editId="2F606354">
+            <wp:extent cx="5731510" cy="3072130"/>
+            <wp:effectExtent l="0" t="0" r="2540" b="0"/>
+            <wp:docPr id="588153197" name="Рисунок 1" descr="Зображення, що містить текст, знімок екрана, Шрифт, число&#10;&#10;Вміст, створений ШІ, може бути неправильним."/>
+            <wp:cNvGraphicFramePr>
+              <a:graphicFrameLocks xmlns:a="http://schemas.openxmlformats.org/drawingml/2006/main" noChangeAspect="1"/>
+            </wp:cNvGraphicFramePr>
+            <a:graphic xmlns:a="http://schemas.openxmlformats.org/drawingml/2006/main">
+              <a:graphicData uri="http://schemas.openxmlformats.org/drawingml/2006/picture">
+                <pic:pic xmlns:pic="http://schemas.openxmlformats.org/drawingml/2006/picture">
+                  <pic:nvPicPr>
+                    <pic:cNvPr id="588153197" name="Рисунок 1" descr="Зображення, що містить текст, знімок екрана, Шрифт, число&#10;&#10;Вміст, створений ШІ, може бути неправильним."/>
+                    <pic:cNvPicPr/>
+                  </pic:nvPicPr>
+                  <pic:blipFill>
+                    <a:blip r:embed="rId39"/>
+                    <a:stretch>
+                      <a:fillRect/>
+                    </a:stretch>
+                  </pic:blipFill>
+                  <pic:spPr>
+                    <a:xfrm>
+                      <a:off x="0" y="0"/>
+                      <a:ext cx="5731510" cy="3072130"/>
+                    </a:xfrm>
+                    <a:prstGeom prst="rect">
+                      <a:avLst/>
+                    </a:prstGeom>
+                  </pic:spPr>
+                </pic:pic>
+              </a:graphicData>
+            </a:graphic>
+          </wp:inline>
+        </w:drawing>
+      </w:r>
+    </w:p>
+    <w:p>
+      <w:pPr>
+        <w:pStyle w:val="P"/>
+      </w:pPr>
+      <w:r>
+        <w:t>Рисунок 1. – Автоматизація ручне створення підзадачі</w:t>
+      </w:r>
     </w:p>
     <w:sectPr>
       <w:pgSz w:w="11906" w:h="16838"/>

--- a/32UP Upravlinnja projektamy/6/KNT-122_Onyshchenko_Variant-19_PR6.docx
+++ b/32UP Upravlinnja projektamy/6/KNT-122_Onyshchenko_Variant-19_PR6.docx
@@ -33,18 +33,7 @@
         <w:rPr>
           <w:b/>
         </w:rPr>
-        <w:t>Національний університет «Запорізька п</w:t>
-      </w:r>
-      <w:r>
-        <w:rPr>
-          <w:b/>
-        </w:rPr>
-        <w:t>олітехніка»</w:t>
-      </w:r>
-      <w:r>
-        <w:rPr>
-          <w:b/>
-        </w:rPr>
+        <w:t>Національний університет «Запорізька політехніка»</w:t>
       </w:r>
     </w:p>
     <w:p>
@@ -257,11 +246,6 @@
         </w:rPr>
         <w:t>Виконав варіант 19</w:t>
       </w:r>
-      <w:r>
-        <w:rPr>
-          <w:b/>
-        </w:rPr>
-      </w:r>
     </w:p>
     <w:p>
       <w:pPr>
@@ -442,6 +426,12 @@
       <w:pPr>
         <w:pStyle w:val="para10"/>
       </w:pPr>
+      <w:r/>
+    </w:p>
+    <w:p>
+      <w:pPr>
+        <w:pStyle w:val="para10"/>
+      </w:pPr>
       <w:r>
         <w:t>1. Створіть проєкт у Jira Software. Оберіть шаблон проєкту – Scrum, і тип проєкту – Team-managed.</w:t>
       </w:r>
@@ -656,6 +646,20 @@
       <w:r>
         <w:t xml:space="preserve">Процес </w:t>
       </w:r>
+    </w:p>
+    <w:p>
+      <w:pPr>
+        <w:pStyle w:val="para11"/>
+      </w:pPr>
+      <w:r>
+        <w:t>Створіть проєкт у Jira Software. Оберіть шаблон проєкту – Scrum, і тип проєкту – Team-managed.</w:t>
+      </w:r>
+    </w:p>
+    <w:p>
+      <w:pPr>
+        <w:pStyle w:val="para10"/>
+      </w:pPr>
+      <w:r/>
     </w:p>
     <w:p>
       <w:pPr>
@@ -688,7 +692,7 @@
                       <a:picLocks noChangeAspect="1"/>
                       <a:extLst>
                         <a:ext uri="sm">
-                          <sm:smNativeData xmlns:sm="sm" val="SMDATA_16_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"/>
+                          <sm:smNativeData xmlns:sm="sm" val="SMDATA_16_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"/>
                         </a:ext>
                       </a:extLst>
                     </pic:cNvPicPr>
@@ -759,7 +763,7 @@
                       <a:picLocks noChangeAspect="1"/>
                       <a:extLst>
                         <a:ext uri="sm">
-                          <sm:smNativeData xmlns:sm="sm" val="SMDATA_16_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"/>
+                          <sm:smNativeData xmlns:sm="sm" val="SMDATA_16_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"/>
                         </a:ext>
                       </a:extLst>
                     </pic:cNvPicPr>
@@ -796,8 +800,23 @@
         <w:pStyle w:val="para14"/>
       </w:pPr>
       <w:r>
-        <w:t>Рисунок 1. – Сторінка створення нового проєкту</w:t>
-      </w:r>
+        <w:t>Рисунок 1.2 – Сторінка створення нового проєкту</w:t>
+      </w:r>
+    </w:p>
+    <w:p>
+      <w:pPr>
+        <w:pStyle w:val="para14"/>
+      </w:pPr>
+      <w:r/>
+    </w:p>
+    <w:p>
+      <w:pPr>
+        <w:pStyle w:val="para11"/>
+      </w:pPr>
+      <w:r>
+        <w:t>Створіть команду з 3-5 студентів групи у Jira Software.</w:t>
+      </w:r>
+      <w:r/>
     </w:p>
     <w:p>
       <w:pPr>
@@ -830,7 +849,7 @@
                       <a:picLocks noChangeAspect="1"/>
                       <a:extLst>
                         <a:ext uri="sm">
-                          <sm:smNativeData xmlns:sm="sm" val="SMDATA_16_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"/>
+                          <sm:smNativeData xmlns:sm="sm" val="SMDATA_16_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"/>
                         </a:ext>
                       </a:extLst>
                     </pic:cNvPicPr>
@@ -867,7 +886,21 @@
         <w:pStyle w:val="para14"/>
       </w:pPr>
       <w:r>
-        <w:t>Рисунок 1. – Запрошені учасники проєкту</w:t>
+        <w:t>Рисунок 1.3 – Запрошені учасники проєкту</w:t>
+      </w:r>
+    </w:p>
+    <w:p>
+      <w:pPr>
+        <w:pStyle w:val="para14"/>
+      </w:pPr>
+      <w:r/>
+    </w:p>
+    <w:p>
+      <w:pPr>
+        <w:pStyle w:val="para11"/>
+      </w:pPr>
+      <w:r>
+        <w:t>Налаштуйте робочий процес для проєкту. Додайте деякі обмеження в ньому. Налаштуйте стовпці дошки так, щоб усі статуси були розподілені.</w:t>
       </w:r>
     </w:p>
     <w:p>
@@ -901,7 +934,7 @@
                       <a:picLocks noChangeAspect="1"/>
                       <a:extLst>
                         <a:ext uri="sm">
-                          <sm:smNativeData xmlns:sm="sm" val="SMDATA_16_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"/>
+                          <sm:smNativeData xmlns:sm="sm" val="SMDATA_16_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"/>
                         </a:ext>
                       </a:extLst>
                     </pic:cNvPicPr>
@@ -938,7 +971,7 @@
         <w:pStyle w:val="para14"/>
       </w:pPr>
       <w:r>
-        <w:t>Рисунок 1. – Налаштований робочий процес</w:t>
+        <w:t>Рисунок 1.4 – Налаштований робочий процес</w:t>
       </w:r>
     </w:p>
     <w:p>
@@ -972,7 +1005,7 @@
                       <a:picLocks noChangeAspect="1"/>
                       <a:extLst>
                         <a:ext uri="sm">
-                          <sm:smNativeData xmlns:sm="sm" val="SMDATA_16_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"/>
+                          <sm:smNativeData xmlns:sm="sm" val="SMDATA_16_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"/>
                         </a:ext>
                       </a:extLst>
                     </pic:cNvPicPr>
@@ -1009,7 +1042,21 @@
         <w:pStyle w:val="para14"/>
       </w:pPr>
       <w:r>
-        <w:t>Рисунок 1. – Налаштовані стовпці дошки</w:t>
+        <w:t>Рисунок 1.5 – Налаштовані стовпці дошки</w:t>
+      </w:r>
+    </w:p>
+    <w:p>
+      <w:pPr>
+        <w:pStyle w:val="para14"/>
+      </w:pPr>
+      <w:r/>
+    </w:p>
+    <w:p>
+      <w:pPr>
+        <w:pStyle w:val="para11"/>
+      </w:pPr>
+      <w:r>
+        <w:t>Створіть 3-5 задач різних типів.</w:t>
       </w:r>
     </w:p>
     <w:p>
@@ -1043,7 +1090,7 @@
                       <a:picLocks noChangeAspect="1"/>
                       <a:extLst>
                         <a:ext uri="sm">
-                          <sm:smNativeData xmlns:sm="sm" val="SMDATA_16_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"/>
+                          <sm:smNativeData xmlns:sm="sm" val="SMDATA_16_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"/>
                         </a:ext>
                       </a:extLst>
                     </pic:cNvPicPr>
@@ -1080,7 +1127,15 @@
         <w:pStyle w:val="para14"/>
       </w:pPr>
       <w:r>
-        <w:t>Рисунок 1. – Додані задачі різних типів</w:t>
+        <w:t>Рисунок 1.6 – Додані задачі різних типів</w:t>
+      </w:r>
+    </w:p>
+    <w:p>
+      <w:pPr>
+        <w:pStyle w:val="para11"/>
+      </w:pPr>
+      <w:r>
+        <w:t>Створіть 3-5 епіків. Змінить їхні параметри. Попрацюйте з ними у розділі «Roadmap».</w:t>
       </w:r>
     </w:p>
     <w:p>
@@ -1114,7 +1169,7 @@
                       <a:picLocks noChangeAspect="1"/>
                       <a:extLst>
                         <a:ext uri="sm">
-                          <sm:smNativeData xmlns:sm="sm" val="SMDATA_16_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"/>
+                          <sm:smNativeData xmlns:sm="sm" val="SMDATA_16_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"/>
                         </a:ext>
                       </a:extLst>
                     </pic:cNvPicPr>
@@ -1151,7 +1206,21 @@
         <w:pStyle w:val="para14"/>
       </w:pPr>
       <w:r>
-        <w:t xml:space="preserve">Рисунок 1. – Додані та налаштовані епіки </w:t>
+        <w:t xml:space="preserve">Рисунок 1.7 – Додані та налаштовані епіки </w:t>
+      </w:r>
+    </w:p>
+    <w:p>
+      <w:pPr>
+        <w:pStyle w:val="para14"/>
+      </w:pPr>
+      <w:r/>
+    </w:p>
+    <w:p>
+      <w:pPr>
+        <w:pStyle w:val="para11"/>
+      </w:pPr>
+      <w:r>
+        <w:t>Створіть декілька історій користувачів всередині епіків.</w:t>
       </w:r>
     </w:p>
     <w:p>
@@ -1185,7 +1254,7 @@
                       <a:picLocks noChangeAspect="1"/>
                       <a:extLst>
                         <a:ext uri="sm">
-                          <sm:smNativeData xmlns:sm="sm" val="SMDATA_16_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"/>
+                          <sm:smNativeData xmlns:sm="sm" val="SMDATA_16_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"/>
                         </a:ext>
                       </a:extLst>
                     </pic:cNvPicPr>
@@ -1222,7 +1291,7 @@
         <w:pStyle w:val="para14"/>
       </w:pPr>
       <w:r>
-        <w:t xml:space="preserve">Рисунок 1. – Розподілені епіки в розділі </w:t>
+        <w:t xml:space="preserve">Рисунок 1.8 – Розподілені епіки в розділі </w:t>
       </w:r>
       <w:r>
         <w:rPr>
@@ -1232,6 +1301,20 @@
       </w:r>
       <w:r>
         <w:t xml:space="preserve"> </w:t>
+      </w:r>
+    </w:p>
+    <w:p>
+      <w:pPr>
+        <w:pStyle w:val="para14"/>
+      </w:pPr>
+      <w:r/>
+    </w:p>
+    <w:p>
+      <w:pPr>
+        <w:pStyle w:val="para11"/>
+      </w:pPr>
+      <w:r>
+        <w:t>Створіть 3-5 підзадач для 3-х історій користувача.</w:t>
       </w:r>
     </w:p>
     <w:p>
@@ -1265,7 +1348,7 @@
                       <a:picLocks noChangeAspect="1"/>
                       <a:extLst>
                         <a:ext uri="sm">
-                          <sm:smNativeData xmlns:sm="sm" val="SMDATA_16_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"/>
+                          <sm:smNativeData xmlns:sm="sm" val="SMDATA_16_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"/>
                         </a:ext>
                       </a:extLst>
                     </pic:cNvPicPr>
@@ -1302,7 +1385,7 @@
         <w:pStyle w:val="para14"/>
       </w:pPr>
       <w:r>
-        <w:t>Рисунок 1. – Додані підзадачі №1</w:t>
+        <w:t>Рисунок 1.9 – Додані підзадачі №1</w:t>
       </w:r>
     </w:p>
     <w:p>
@@ -1336,7 +1419,7 @@
                       <a:picLocks noChangeAspect="1"/>
                       <a:extLst>
                         <a:ext uri="sm">
-                          <sm:smNativeData xmlns:sm="sm" val="SMDATA_16_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"/>
+                          <sm:smNativeData xmlns:sm="sm" val="SMDATA_16_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"/>
                         </a:ext>
                       </a:extLst>
                     </pic:cNvPicPr>
@@ -1373,7 +1456,7 @@
         <w:pStyle w:val="para14"/>
       </w:pPr>
       <w:r>
-        <w:t>Рисунок 1. – Додані підзадачі №2</w:t>
+        <w:t>Рисунок 1.10 – Додані підзадачі №2</w:t>
       </w:r>
     </w:p>
     <w:p>
@@ -1407,7 +1490,7 @@
                       <a:picLocks noChangeAspect="1"/>
                       <a:extLst>
                         <a:ext uri="sm">
-                          <sm:smNativeData xmlns:sm="sm" val="SMDATA_16_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"/>
+                          <sm:smNativeData xmlns:sm="sm" val="SMDATA_16_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"/>
                         </a:ext>
                       </a:extLst>
                     </pic:cNvPicPr>
@@ -1444,14 +1527,22 @@
         <w:pStyle w:val="para14"/>
       </w:pPr>
       <w:r>
-        <w:t>Рисунок 1. – Додані підзадачі №3</w:t>
-      </w:r>
-    </w:p>
-    <w:p>
-      <w:pPr>
-        <w:pStyle w:val="para14"/>
-      </w:pPr>
-      <w:r/>
+        <w:t>Рисунок 1.11 – Додані підзадачі №3</w:t>
+      </w:r>
+    </w:p>
+    <w:p>
+      <w:pPr>
+        <w:pStyle w:val="para14"/>
+      </w:pPr>
+      <w:r/>
+    </w:p>
+    <w:p>
+      <w:pPr>
+        <w:pStyle w:val="para11"/>
+      </w:pPr>
+      <w:r>
+        <w:t>Попрактикуйтесь із задачами та з підзадачами. Змінить задачу підзадачі на будь-яку іншу задачу. Зробіть деяку підзадачу задачею. Змінить пріоритет декількох задач. Додайте звʼязки між задачами. Задайте оцінки для задач.</w:t>
+      </w:r>
     </w:p>
     <w:p>
       <w:pPr>
@@ -1485,7 +1576,7 @@
                       <a:picLocks noChangeAspect="1"/>
                       <a:extLst>
                         <a:ext uri="sm">
-                          <sm:smNativeData xmlns:sm="sm" val="SMDATA_16_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"/>
+                          <sm:smNativeData xmlns:sm="sm" val="SMDATA_16_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"/>
                         </a:ext>
                       </a:extLst>
                     </pic:cNvPicPr>
@@ -1523,7 +1614,7 @@
         <w:pStyle w:val="para14"/>
       </w:pPr>
       <w:r>
-        <w:t>Рисунок 1. – Зміна задачі підзадачі</w:t>
+        <w:t>Рисунок 1.12 – Зміна задачі підзадачі</w:t>
       </w:r>
     </w:p>
     <w:p>
@@ -1557,7 +1648,7 @@
                       <a:picLocks noChangeAspect="1"/>
                       <a:extLst>
                         <a:ext uri="sm">
-                          <sm:smNativeData xmlns:sm="sm" val="SMDATA_16_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"/>
+                          <sm:smNativeData xmlns:sm="sm" val="SMDATA_16_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"/>
                         </a:ext>
                       </a:extLst>
                     </pic:cNvPicPr>
@@ -1594,7 +1685,7 @@
         <w:pStyle w:val="para14"/>
       </w:pPr>
       <w:r>
-        <w:t>Рисунок 1. – Переміщення підзадачі у задачу</w:t>
+        <w:t>Рисунок 1.13 – Переміщення підзадачі у задачу</w:t>
       </w:r>
     </w:p>
     <w:p>
@@ -1628,7 +1719,7 @@
                       <a:picLocks noChangeAspect="1"/>
                       <a:extLst>
                         <a:ext uri="sm">
-                          <sm:smNativeData xmlns:sm="sm" val="SMDATA_16_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"/>
+                          <sm:smNativeData xmlns:sm="sm" val="SMDATA_16_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"/>
                         </a:ext>
                       </a:extLst>
                     </pic:cNvPicPr>
@@ -1665,7 +1756,7 @@
         <w:pStyle w:val="para14"/>
       </w:pPr>
       <w:r>
-        <w:t>Рисунок 1. – Вибір місця переміщення</w:t>
+        <w:t>Рисунок 1.14 – Вибір місця переміщення</w:t>
       </w:r>
     </w:p>
     <w:p>
@@ -1699,7 +1790,7 @@
                       <a:picLocks noChangeAspect="1"/>
                       <a:extLst>
                         <a:ext uri="sm">
-                          <sm:smNativeData xmlns:sm="sm" val="SMDATA_16_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"/>
+                          <sm:smNativeData xmlns:sm="sm" val="SMDATA_16_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"/>
                         </a:ext>
                       </a:extLst>
                     </pic:cNvPicPr>
@@ -1736,7 +1827,7 @@
         <w:pStyle w:val="para14"/>
       </w:pPr>
       <w:r>
-        <w:t>Рисунок 1. – Зміна пріоритету задачі</w:t>
+        <w:t>Рисунок 1.15 – Зміна пріоритету задачі</w:t>
       </w:r>
     </w:p>
     <w:p>
@@ -1770,7 +1861,7 @@
                       <a:picLocks noChangeAspect="1"/>
                       <a:extLst>
                         <a:ext uri="sm">
-                          <sm:smNativeData xmlns:sm="sm" val="SMDATA_16_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"/>
+                          <sm:smNativeData xmlns:sm="sm" val="SMDATA_16_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"/>
                         </a:ext>
                       </a:extLst>
                     </pic:cNvPicPr>
@@ -1807,7 +1898,21 @@
         <w:pStyle w:val="para14"/>
       </w:pPr>
       <w:r>
-        <w:t>Рисунок 1. – Додавання зв’язаної задачі</w:t>
+        <w:t>Рисунок 1.16 – Додавання зв’язаної задачі</w:t>
+      </w:r>
+    </w:p>
+    <w:p>
+      <w:pPr>
+        <w:pStyle w:val="para14"/>
+      </w:pPr>
+      <w:r/>
+    </w:p>
+    <w:p>
+      <w:pPr>
+        <w:pStyle w:val="para11"/>
+      </w:pPr>
+      <w:r>
+        <w:t>Додайте кілька історій до першого спринту. Встановіть ціль спринту, тривалість в 2 тижні і початок спринту.</w:t>
       </w:r>
     </w:p>
     <w:p>
@@ -1841,7 +1946,7 @@
                       <a:picLocks noChangeAspect="1"/>
                       <a:extLst>
                         <a:ext uri="sm">
-                          <sm:smNativeData xmlns:sm="sm" val="SMDATA_16_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"/>
+                          <sm:smNativeData xmlns:sm="sm" val="SMDATA_16_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"/>
                         </a:ext>
                       </a:extLst>
                     </pic:cNvPicPr>
@@ -1878,7 +1983,7 @@
         <w:pStyle w:val="para14"/>
       </w:pPr>
       <w:r>
-        <w:t>Рисунок 1. – Меню початку спринту</w:t>
+        <w:t>Рисунок 1.17 – Меню початку спринту</w:t>
       </w:r>
     </w:p>
     <w:p>
@@ -1912,7 +2017,7 @@
                       <a:picLocks noChangeAspect="1"/>
                       <a:extLst>
                         <a:ext uri="sm">
-                          <sm:smNativeData xmlns:sm="sm" val="SMDATA_16_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"/>
+                          <sm:smNativeData xmlns:sm="sm" val="SMDATA_16_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"/>
                         </a:ext>
                       </a:extLst>
                     </pic:cNvPicPr>
@@ -1949,9 +2054,23 @@
         <w:pStyle w:val="para14"/>
       </w:pPr>
       <w:r>
-        <w:t>Рисунок 1. – Задачі спринту</w:t>
-      </w:r>
-      <w:r/>
+        <w:t>Рисунок 1.18 – Задачі спринту</w:t>
+      </w:r>
+      <w:r/>
+    </w:p>
+    <w:p>
+      <w:pPr>
+        <w:pStyle w:val="para14"/>
+      </w:pPr>
+      <w:r/>
+    </w:p>
+    <w:p>
+      <w:pPr>
+        <w:pStyle w:val="para11"/>
+      </w:pPr>
+      <w:r>
+        <w:t>Згрупуйте дошку за підзадачами у розділі «Board». Перетягніть 3-5 завдань в інші колонки дотримуючись обмежень, створених у робочому процесі.</w:t>
+      </w:r>
     </w:p>
     <w:p>
       <w:pPr>
@@ -1984,7 +2103,7 @@
                       <a:picLocks noChangeAspect="1"/>
                       <a:extLst>
                         <a:ext uri="sm">
-                          <sm:smNativeData xmlns:sm="sm" val="SMDATA_16_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"/>
+                          <sm:smNativeData xmlns:sm="sm" val="SMDATA_16_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"/>
                         </a:ext>
                       </a:extLst>
                     </pic:cNvPicPr>
@@ -2021,7 +2140,7 @@
         <w:pStyle w:val="para14"/>
       </w:pPr>
       <w:r>
-        <w:t>Рисунок 1. – Дошка завдань спринту</w:t>
+        <w:t>Рисунок 1.19 – Дошка завдань спринту</w:t>
       </w:r>
     </w:p>
     <w:p>
@@ -2055,7 +2174,7 @@
                       <a:picLocks noChangeAspect="1"/>
                       <a:extLst>
                         <a:ext uri="sm">
-                          <sm:smNativeData xmlns:sm="sm" val="SMDATA_16_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"/>
+                          <sm:smNativeData xmlns:sm="sm" val="SMDATA_16_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"/>
                         </a:ext>
                       </a:extLst>
                     </pic:cNvPicPr>
@@ -2092,7 +2211,21 @@
         <w:pStyle w:val="para14"/>
       </w:pPr>
       <w:r>
-        <w:t>Рисунок 1. – Дошка з перетягненими задачами</w:t>
+        <w:t>Рисунок 1.20 – Дошка з перетягненими задачами</w:t>
+      </w:r>
+    </w:p>
+    <w:p>
+      <w:pPr>
+        <w:pStyle w:val="para14"/>
+      </w:pPr>
+      <w:r/>
+    </w:p>
+    <w:p>
+      <w:pPr>
+        <w:pStyle w:val="para11"/>
+      </w:pPr>
+      <w:r>
+        <w:t>Додайте лейбу (мітку) до декількох завдань та створіть фільтр, який буде відображати завдання тільки з цією міткою. Створіть другий фільтр, який буде відображати тільки ті завдання, які мають тип bug.</w:t>
       </w:r>
     </w:p>
     <w:p>
@@ -2127,7 +2260,7 @@
                       <a:picLocks noChangeAspect="1"/>
                       <a:extLst>
                         <a:ext uri="sm">
-                          <sm:smNativeData xmlns:sm="sm" val="SMDATA_16_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"/>
+                          <sm:smNativeData xmlns:sm="sm" val="SMDATA_16_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"/>
                         </a:ext>
                       </a:extLst>
                     </pic:cNvPicPr>
@@ -2165,7 +2298,21 @@
         <w:pStyle w:val="para14"/>
       </w:pPr>
       <w:r>
-        <w:t>Рисунок 1. – Додавання фільтрів</w:t>
+        <w:t>Рисунок 1.21 – Додавання фільтрів</w:t>
+      </w:r>
+    </w:p>
+    <w:p>
+      <w:pPr>
+        <w:pStyle w:val="para14"/>
+      </w:pPr>
+      <w:r/>
+    </w:p>
+    <w:p>
+      <w:pPr>
+        <w:pStyle w:val="para11"/>
+      </w:pPr>
+      <w:r>
+        <w:t>Додайте елемент відстеження часу до декількох задач або підзадач. Додайте декілька коментарів до ваших задач.</w:t>
       </w:r>
     </w:p>
     <w:p>
@@ -2184,7 +2331,7 @@
         </w:rPr>
         <w:drawing>
           <wp:inline distT="0" distB="0" distL="0" distR="0">
-            <wp:extent cx="3512820" cy="8863330"/>
+            <wp:extent cx="3335020" cy="8415020"/>
             <wp:effectExtent l="0" t="0" r="0" b="0"/>
             <wp:docPr id="22" name="Рисунок 1"/>
             <wp:cNvGraphicFramePr>
@@ -2199,7 +2346,7 @@
                       <a:picLocks noChangeAspect="1"/>
                       <a:extLst>
                         <a:ext uri="sm">
-                          <sm:smNativeData xmlns:sm="sm" val="SMDATA_16_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"/>
+                          <sm:smNativeData xmlns:sm="sm" val="SMDATA_16_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"/>
                         </a:ext>
                       </a:extLst>
                     </pic:cNvPicPr>
@@ -2213,7 +2360,7 @@
                   <pic:spPr>
                     <a:xfrm>
                       <a:off x="0" y="0"/>
-                      <a:ext cx="3512820" cy="8863330"/>
+                      <a:ext cx="3335020" cy="8415020"/>
                     </a:xfrm>
                     <a:prstGeom prst="rect">
                       <a:avLst/>
@@ -2236,7 +2383,7 @@
         <w:pStyle w:val="para14"/>
       </w:pPr>
       <w:r>
-        <w:t>Рисунок 1. – Коментарі до картки</w:t>
+        <w:t>Рисунок 1.22 – Коментарі до картки</w:t>
       </w:r>
     </w:p>
     <w:p>
@@ -2255,7 +2402,7 @@
         </w:rPr>
         <w:drawing>
           <wp:inline distT="0" distB="0" distL="0" distR="0">
-            <wp:extent cx="3692525" cy="8863330"/>
+            <wp:extent cx="3298825" cy="7918450"/>
             <wp:effectExtent l="0" t="0" r="0" b="0"/>
             <wp:docPr id="23" name="Рисунок 1"/>
             <wp:cNvGraphicFramePr>
@@ -2270,7 +2417,7 @@
                       <a:picLocks noChangeAspect="1"/>
                       <a:extLst>
                         <a:ext uri="sm">
-                          <sm:smNativeData xmlns:sm="sm" val="SMDATA_16_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"/>
+                          <sm:smNativeData xmlns:sm="sm" val="SMDATA_16_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"/>
                         </a:ext>
                       </a:extLst>
                     </pic:cNvPicPr>
@@ -2284,7 +2431,7 @@
                   <pic:spPr>
                     <a:xfrm>
                       <a:off x="0" y="0"/>
-                      <a:ext cx="3692525" cy="8863330"/>
+                      <a:ext cx="3298825" cy="7918450"/>
                     </a:xfrm>
                     <a:prstGeom prst="rect">
                       <a:avLst/>
@@ -2307,7 +2454,7 @@
         <w:pStyle w:val="para14"/>
       </w:pPr>
       <w:r>
-        <w:t>Рисунок 1. – Додані коментарі</w:t>
+        <w:t>Рисунок 1.23 – Додані коментарі</w:t>
       </w:r>
     </w:p>
     <w:p>
@@ -2341,7 +2488,7 @@
                       <a:picLocks noChangeAspect="1"/>
                       <a:extLst>
                         <a:ext uri="sm">
-                          <sm:smNativeData xmlns:sm="sm" val="SMDATA_16_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"/>
+                          <sm:smNativeData xmlns:sm="sm" val="SMDATA_16_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"/>
                         </a:ext>
                       </a:extLst>
                     </pic:cNvPicPr>
@@ -2378,7 +2525,7 @@
         <w:pStyle w:val="para14"/>
       </w:pPr>
       <w:r>
-        <w:t>Рисунок 1. – Застосований фільтр для мітки бекенду</w:t>
+        <w:t>Рисунок 1.24 – Застосований фільтр для мітки бекенду</w:t>
       </w:r>
     </w:p>
     <w:p>
@@ -2412,7 +2559,7 @@
                       <a:picLocks noChangeAspect="1"/>
                       <a:extLst>
                         <a:ext uri="sm">
-                          <sm:smNativeData xmlns:sm="sm" val="SMDATA_16_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"/>
+                          <sm:smNativeData xmlns:sm="sm" val="SMDATA_16_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"/>
                         </a:ext>
                       </a:extLst>
                     </pic:cNvPicPr>
@@ -2449,7 +2596,7 @@
         <w:pStyle w:val="para14"/>
       </w:pPr>
       <w:r>
-        <w:t>Рисунок 1. – Створення другого фільтру</w:t>
+        <w:t>Рисунок 1.25 – Створення другого фільтру</w:t>
       </w:r>
     </w:p>
     <w:p>
@@ -2483,7 +2630,7 @@
                       <a:picLocks noChangeAspect="1"/>
                       <a:extLst>
                         <a:ext uri="sm">
-                          <sm:smNativeData xmlns:sm="sm" val="SMDATA_16_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"/>
+                          <sm:smNativeData xmlns:sm="sm" val="SMDATA_16_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"/>
                         </a:ext>
                       </a:extLst>
                     </pic:cNvPicPr>
@@ -2520,7 +2667,21 @@
         <w:pStyle w:val="para14"/>
       </w:pPr>
       <w:r>
-        <w:t>Рисунок 1. – Застосований новий фільтр</w:t>
+        <w:t>Рисунок 1.26 – Застосований новий фільтр</w:t>
+      </w:r>
+    </w:p>
+    <w:p>
+      <w:pPr>
+        <w:pStyle w:val="para14"/>
+      </w:pPr>
+      <w:r/>
+    </w:p>
+    <w:p>
+      <w:pPr>
+        <w:pStyle w:val="para11"/>
+      </w:pPr>
+      <w:r>
+        <w:t>Завершіть ваш спринт. Відкрийте цей спринт у звіті типу «Burnup report».</w:t>
       </w:r>
     </w:p>
     <w:p>
@@ -2554,7 +2715,7 @@
                       <a:picLocks noChangeAspect="1"/>
                       <a:extLst>
                         <a:ext uri="sm">
-                          <sm:smNativeData xmlns:sm="sm" val="SMDATA_16_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"/>
+                          <sm:smNativeData xmlns:sm="sm" val="SMDATA_16_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"/>
                         </a:ext>
                       </a:extLst>
                     </pic:cNvPicPr>
@@ -2591,7 +2752,7 @@
         <w:pStyle w:val="para14"/>
       </w:pPr>
       <w:r>
-        <w:t>Рисунок 1. – Панель звіту</w:t>
+        <w:t>Рисунок 1.27 – Панель звіту</w:t>
       </w:r>
     </w:p>
     <w:p>
@@ -2625,7 +2786,7 @@
                       <a:picLocks noChangeAspect="1"/>
                       <a:extLst>
                         <a:ext uri="sm">
-                          <sm:smNativeData xmlns:sm="sm" val="SMDATA_16_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"/>
+                          <sm:smNativeData xmlns:sm="sm" val="SMDATA_16_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"/>
                         </a:ext>
                       </a:extLst>
                     </pic:cNvPicPr>
@@ -2662,7 +2823,21 @@
         <w:pStyle w:val="para14"/>
       </w:pPr>
       <w:r>
-        <w:t>Рисунок 1. – Панель звіту про завершений спрінт</w:t>
+        <w:t>Рисунок 1.28 – Панель звіту про завершений спрінт</w:t>
+      </w:r>
+    </w:p>
+    <w:p>
+      <w:pPr>
+        <w:pStyle w:val="para14"/>
+      </w:pPr>
+      <w:r/>
+    </w:p>
+    <w:p>
+      <w:pPr>
+        <w:pStyle w:val="para11"/>
+      </w:pPr>
+      <w:r>
+        <w:t>Створіть реліз та додайте до нього 3-5 задач.</w:t>
       </w:r>
     </w:p>
     <w:p>
@@ -2681,7 +2856,7 @@
         </w:rPr>
         <w:drawing>
           <wp:inline distT="0" distB="0" distL="0" distR="0">
-            <wp:extent cx="4921250" cy="605155"/>
+            <wp:extent cx="5568950" cy="684530"/>
             <wp:effectExtent l="0" t="0" r="0" b="0"/>
             <wp:docPr id="29" name="Рисунок 1"/>
             <wp:cNvGraphicFramePr>
@@ -2696,7 +2871,7 @@
                       <a:picLocks noChangeAspect="1"/>
                       <a:extLst>
                         <a:ext uri="sm">
-                          <sm:smNativeData xmlns:sm="sm" val="SMDATA_16_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"/>
+                          <sm:smNativeData xmlns:sm="sm" val="SMDATA_16_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"/>
                         </a:ext>
                       </a:extLst>
                     </pic:cNvPicPr>
@@ -2711,7 +2886,7 @@
                   <pic:spPr>
                     <a:xfrm>
                       <a:off x="0" y="0"/>
-                      <a:ext cx="4921250" cy="605155"/>
+                      <a:ext cx="5568950" cy="684530"/>
                     </a:xfrm>
                     <a:prstGeom prst="rect">
                       <a:avLst/>
@@ -2734,7 +2909,7 @@
         <w:pStyle w:val="para14"/>
       </w:pPr>
       <w:r>
-        <w:t>Рисунок 1. – Створений реліз</w:t>
+        <w:t>Рисунок 1.29 – Створений реліз</w:t>
       </w:r>
     </w:p>
     <w:p>
@@ -2768,7 +2943,7 @@
                       <a:picLocks noChangeAspect="1"/>
                       <a:extLst>
                         <a:ext uri="sm">
-                          <sm:smNativeData xmlns:sm="sm" val="SMDATA_16_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"/>
+                          <sm:smNativeData xmlns:sm="sm" val="SMDATA_16_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"/>
                         </a:ext>
                       </a:extLst>
                     </pic:cNvPicPr>
@@ -2805,7 +2980,7 @@
         <w:pStyle w:val="para14"/>
       </w:pPr>
       <w:r>
-        <w:t>Рисунок 1. – Додана версія до епіку</w:t>
+        <w:t>Рисунок 1.30 – Додана версія до епіку</w:t>
       </w:r>
     </w:p>
     <w:p>
@@ -2839,7 +3014,7 @@
                       <a:picLocks noChangeAspect="1"/>
                       <a:extLst>
                         <a:ext uri="sm">
-                          <sm:smNativeData xmlns:sm="sm" val="SMDATA_16_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"/>
+                          <sm:smNativeData xmlns:sm="sm" val="SMDATA_16_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"/>
                         </a:ext>
                       </a:extLst>
                     </pic:cNvPicPr>
@@ -2876,7 +3051,7 @@
         <w:pStyle w:val="para14"/>
       </w:pPr>
       <w:r>
-        <w:t>Рисунок 1. – Реліз на таймлайні</w:t>
+        <w:t>Рисунок 1.31 – Реліз на таймлайні</w:t>
       </w:r>
     </w:p>
     <w:p>
@@ -2910,7 +3085,7 @@
                       <a:picLocks noChangeAspect="1"/>
                       <a:extLst>
                         <a:ext uri="sm">
-                          <sm:smNativeData xmlns:sm="sm" val="SMDATA_16_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"/>
+                          <sm:smNativeData xmlns:sm="sm" val="SMDATA_16_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"/>
                         </a:ext>
                       </a:extLst>
                     </pic:cNvPicPr>
@@ -2947,7 +3122,7 @@
         <w:pStyle w:val="para14"/>
       </w:pPr>
       <w:r>
-        <w:t>Рисунок 1. – Автоматизція для зміни виконавця</w:t>
+        <w:t>Рисунок 1.32 – Автоматизція для зміни виконавця</w:t>
       </w:r>
     </w:p>
     <w:p>
@@ -2982,7 +3157,7 @@
                       <a:picLocks noChangeAspect="1"/>
                       <a:extLst>
                         <a:ext uri="sm">
-                          <sm:smNativeData xmlns:sm="sm" val="SMDATA_16_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"/>
+                          <sm:smNativeData xmlns:sm="sm" val="SMDATA_16_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"/>
                         </a:ext>
                       </a:extLst>
                     </pic:cNvPicPr>
@@ -3020,7 +3195,7 @@
         <w:pStyle w:val="para14"/>
       </w:pPr>
       <w:r>
-        <w:t>Рисунок 1. – Автоматизація не допустити завершення задачі</w:t>
+        <w:t>Рисунок 1.33 – Автоматизація не допустити завершення задачі</w:t>
       </w:r>
     </w:p>
     <w:p>
@@ -3054,7 +3229,7 @@
                       <a:picLocks noChangeAspect="1"/>
                       <a:extLst>
                         <a:ext uri="sm">
-                          <sm:smNativeData xmlns:sm="sm" val="SMDATA_16_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"/>
+                          <sm:smNativeData xmlns:sm="sm" val="SMDATA_16_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"/>
                         </a:ext>
                       </a:extLst>
                     </pic:cNvPicPr>
@@ -3091,7 +3266,248 @@
         <w:pStyle w:val="para14"/>
       </w:pPr>
       <w:r>
-        <w:t>Рисунок 1. – Автоматизація ручне створення підзадачі</w:t>
+        <w:t>Рисунок 1.34 – Автоматизація ручне створення підзадачі</w:t>
+      </w:r>
+    </w:p>
+    <w:p>
+      <w:pPr>
+        <w:pStyle w:val="para14"/>
+      </w:pPr>
+      <w:r/>
+    </w:p>
+    <w:p>
+      <w:pPr>
+        <w:pStyle w:val="para10"/>
+      </w:pPr>
+      <w:r>
+        <w:t>Не всі задачі автоматизації вдалися.</w:t>
+      </w:r>
+    </w:p>
+    <w:p>
+      <w:pPr>
+        <w:pStyle w:val="para10"/>
+      </w:pPr>
+      <w:r/>
+    </w:p>
+    <w:p>
+      <w:pPr>
+        <w:pStyle w:val="para11"/>
+      </w:pPr>
+      <w:r>
+        <w:t>Інтегруйте Slack та Github у ваш проєкт.</w:t>
+      </w:r>
+    </w:p>
+    <w:p>
+      <w:pPr>
+        <w:pStyle w:val="para10"/>
+      </w:pPr>
+      <w:r/>
+    </w:p>
+    <w:p>
+      <w:pPr>
+        <w:pStyle w:val="para14"/>
+      </w:pPr>
+      <w:r>
+        <w:rPr>
+          <w:noProof/>
+        </w:rPr>
+        <w:drawing>
+          <wp:inline distT="89535" distB="89535" distL="89535" distR="89535">
+            <wp:extent cx="5552440" cy="3948430"/>
+            <wp:effectExtent l="0" t="0" r="0" b="0"/>
+            <wp:docPr id="35" name="Зображення1"/>
+            <wp:cNvGraphicFramePr>
+              <a:graphicFrameLocks xmlns:a="http://schemas.openxmlformats.org/drawingml/2006/main" noChangeAspect="1"/>
+            </wp:cNvGraphicFramePr>
+            <a:graphic xmlns:a="http://schemas.openxmlformats.org/drawingml/2006/main">
+              <a:graphicData uri="http://schemas.openxmlformats.org/drawingml/2006/picture">
+                <pic:pic xmlns:pic="http://schemas.openxmlformats.org/drawingml/2006/picture">
+                  <pic:nvPicPr>
+                    <pic:cNvPr id="35" name="Зображення1"/>
+                    <pic:cNvPicPr>
+                      <a:picLocks noChangeAspect="1"/>
+                      <a:extLst>
+                        <a:ext uri="sm">
+                          <sm:smNativeData xmlns:sm="sm" val="SMDATA_16_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"/>
+                        </a:ext>
+                      </a:extLst>
+                    </pic:cNvPicPr>
+                  </pic:nvPicPr>
+                  <pic:blipFill>
+                    <a:blip r:embed="rId42"/>
+                    <a:stretch>
+                      <a:fillRect/>
+                    </a:stretch>
+                  </pic:blipFill>
+                  <pic:spPr>
+                    <a:xfrm>
+                      <a:off x="0" y="0"/>
+                      <a:ext cx="5552440" cy="3948430"/>
+                    </a:xfrm>
+                    <a:prstGeom prst="rect">
+                      <a:avLst/>
+                    </a:prstGeom>
+                    <a:noFill/>
+                    <a:ln w="12700">
+                      <a:noFill/>
+                    </a:ln>
+                  </pic:spPr>
+                </pic:pic>
+              </a:graphicData>
+            </a:graphic>
+          </wp:inline>
+        </w:drawing>
+      </w:r>
+      <w:r/>
+    </w:p>
+    <w:p>
+      <w:pPr>
+        <w:pStyle w:val="para14"/>
+      </w:pPr>
+      <w:r>
+        <w:t>Рисунок 1.35 - Додавання Github</w:t>
+      </w:r>
+    </w:p>
+    <w:p>
+      <w:pPr>
+        <w:pStyle w:val="para14"/>
+      </w:pPr>
+      <w:r/>
+    </w:p>
+    <w:p>
+      <w:pPr>
+        <w:pStyle w:val="para14"/>
+      </w:pPr>
+      <w:r>
+        <w:rPr>
+          <w:noProof/>
+        </w:rPr>
+        <w:drawing>
+          <wp:inline distT="89535" distB="89535" distL="89535" distR="89535">
+            <wp:extent cx="5552440" cy="5247640"/>
+            <wp:effectExtent l="0" t="0" r="0" b="0"/>
+            <wp:docPr id="36" name="Зображення2"/>
+            <wp:cNvGraphicFramePr>
+              <a:graphicFrameLocks xmlns:a="http://schemas.openxmlformats.org/drawingml/2006/main" noChangeAspect="1"/>
+            </wp:cNvGraphicFramePr>
+            <a:graphic xmlns:a="http://schemas.openxmlformats.org/drawingml/2006/main">
+              <a:graphicData uri="http://schemas.openxmlformats.org/drawingml/2006/picture">
+                <pic:pic xmlns:pic="http://schemas.openxmlformats.org/drawingml/2006/picture">
+                  <pic:nvPicPr>
+                    <pic:cNvPr id="36" name="Зображення2"/>
+                    <pic:cNvPicPr>
+                      <a:picLocks noChangeAspect="1"/>
+                      <a:extLst>
+                        <a:ext uri="sm">
+                          <sm:smNativeData xmlns:sm="sm" val="SMDATA_16_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"/>
+                        </a:ext>
+                      </a:extLst>
+                    </pic:cNvPicPr>
+                  </pic:nvPicPr>
+                  <pic:blipFill>
+                    <a:blip r:embed="rId43"/>
+                    <a:stretch>
+                      <a:fillRect/>
+                    </a:stretch>
+                  </pic:blipFill>
+                  <pic:spPr>
+                    <a:xfrm>
+                      <a:off x="0" y="0"/>
+                      <a:ext cx="5552440" cy="5247640"/>
+                    </a:xfrm>
+                    <a:prstGeom prst="rect">
+                      <a:avLst/>
+                    </a:prstGeom>
+                    <a:noFill/>
+                    <a:ln w="12700">
+                      <a:noFill/>
+                    </a:ln>
+                  </pic:spPr>
+                </pic:pic>
+              </a:graphicData>
+            </a:graphic>
+          </wp:inline>
+        </w:drawing>
+      </w:r>
+      <w:r/>
+    </w:p>
+    <w:p>
+      <w:pPr>
+        <w:pStyle w:val="para14"/>
+      </w:pPr>
+      <w:r>
+        <w:t>Рисунок 1.36 - Додана інтеграція Slack</w:t>
+      </w:r>
+    </w:p>
+    <w:p>
+      <w:pPr>
+        <w:pStyle w:val="para14"/>
+      </w:pPr>
+      <w:r/>
+    </w:p>
+    <w:p>
+      <w:pPr>
+        <w:pStyle w:val="para14"/>
+      </w:pPr>
+      <w:r>
+        <w:rPr>
+          <w:noProof/>
+        </w:rPr>
+        <w:drawing>
+          <wp:inline distT="89535" distB="89535" distL="89535" distR="89535">
+            <wp:extent cx="5552440" cy="1524635"/>
+            <wp:effectExtent l="0" t="0" r="0" b="0"/>
+            <wp:docPr id="37" name="Зображення3"/>
+            <wp:cNvGraphicFramePr>
+              <a:graphicFrameLocks xmlns:a="http://schemas.openxmlformats.org/drawingml/2006/main" noChangeAspect="1"/>
+            </wp:cNvGraphicFramePr>
+            <a:graphic xmlns:a="http://schemas.openxmlformats.org/drawingml/2006/main">
+              <a:graphicData uri="http://schemas.openxmlformats.org/drawingml/2006/picture">
+                <pic:pic xmlns:pic="http://schemas.openxmlformats.org/drawingml/2006/picture">
+                  <pic:nvPicPr>
+                    <pic:cNvPr id="37" name="Зображення3"/>
+                    <pic:cNvPicPr>
+                      <a:picLocks noChangeAspect="1"/>
+                      <a:extLst>
+                        <a:ext uri="sm">
+                          <sm:smNativeData xmlns:sm="sm" val="SMDATA_16_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"/>
+                        </a:ext>
+                      </a:extLst>
+                    </pic:cNvPicPr>
+                  </pic:nvPicPr>
+                  <pic:blipFill>
+                    <a:blip r:embed="rId44"/>
+                    <a:stretch>
+                      <a:fillRect/>
+                    </a:stretch>
+                  </pic:blipFill>
+                  <pic:spPr>
+                    <a:xfrm>
+                      <a:off x="0" y="0"/>
+                      <a:ext cx="5552440" cy="1524635"/>
+                    </a:xfrm>
+                    <a:prstGeom prst="rect">
+                      <a:avLst/>
+                    </a:prstGeom>
+                    <a:noFill/>
+                    <a:ln w="12700">
+                      <a:noFill/>
+                    </a:ln>
+                  </pic:spPr>
+                </pic:pic>
+              </a:graphicData>
+            </a:graphic>
+          </wp:inline>
+        </w:drawing>
+      </w:r>
+      <w:r/>
+    </w:p>
+    <w:p>
+      <w:pPr>
+        <w:pStyle w:val="para14"/>
+      </w:pPr>
+      <w:r>
+        <w:t>Рисунок 1.37 - Повідомлення у Slack</w:t>
       </w:r>
     </w:p>
     <w:sectPr>
